--- a/docs/对双目测距原理和去畸变原理的探讨-2026.10.08.docx
+++ b/docs/对双目测距原理和去畸变原理的探讨-2026.10.08.docx
@@ -6,14 +6,14 @@
       <w:pPr>
         <w:jc w:val="center"/>
         <w:rPr>
-          <w:rFonts w:hint="eastAsia"/>
+          <w:rFonts w:ascii="Consolas" w:hAnsi="Consolas"/>
           <w:sz w:val="32"/>
           <w:szCs w:val="32"/>
         </w:rPr>
       </w:pPr>
       <w:r>
         <w:rPr>
-          <w:rFonts w:hint="eastAsia"/>
+          <w:rFonts w:ascii="Consolas" w:hAnsi="Consolas"/>
           <w:sz w:val="32"/>
           <w:szCs w:val="32"/>
         </w:rPr>
@@ -23,14 +23,14 @@
     <w:p>
       <w:pPr>
         <w:rPr>
-          <w:rFonts w:hint="eastAsia"/>
+          <w:rFonts w:ascii="Consolas" w:hAnsi="Consolas"/>
           <w:sz w:val="32"/>
           <w:szCs w:val="32"/>
         </w:rPr>
       </w:pPr>
       <w:r>
         <w:rPr>
-          <w:rFonts w:hint="eastAsia"/>
+          <w:rFonts w:ascii="Consolas" w:hAnsi="Consolas"/>
           <w:sz w:val="32"/>
           <w:szCs w:val="32"/>
         </w:rPr>
@@ -38,7 +38,7 @@
       </w:r>
       <w:r>
         <w:rPr>
-          <w:rFonts w:hint="eastAsia"/>
+          <w:rFonts w:ascii="Consolas" w:hAnsi="Consolas"/>
           <w:sz w:val="32"/>
           <w:szCs w:val="32"/>
         </w:rPr>
@@ -48,14 +48,14 @@
     <w:p>
       <w:pPr>
         <w:rPr>
-          <w:rFonts w:hint="eastAsia"/>
+          <w:rFonts w:ascii="Consolas" w:hAnsi="Consolas"/>
           <w:sz w:val="32"/>
           <w:szCs w:val="32"/>
         </w:rPr>
       </w:pPr>
       <w:r>
         <w:rPr>
-          <w:rFonts w:hint="eastAsia"/>
+          <w:rFonts w:ascii="Consolas" w:hAnsi="Consolas"/>
           <w:sz w:val="32"/>
           <w:szCs w:val="32"/>
         </w:rPr>
@@ -70,14 +70,14 @@
           <w:numId w:val="2"/>
         </w:numPr>
         <w:rPr>
-          <w:rFonts w:hint="eastAsia"/>
+          <w:rFonts w:ascii="Consolas" w:hAnsi="Consolas"/>
           <w:sz w:val="32"/>
           <w:szCs w:val="32"/>
         </w:rPr>
       </w:pPr>
       <w:r>
         <w:rPr>
-          <w:rFonts w:hint="eastAsia"/>
+          <w:rFonts w:ascii="Consolas" w:hAnsi="Consolas"/>
           <w:sz w:val="32"/>
           <w:szCs w:val="32"/>
         </w:rPr>
@@ -92,14 +92,14 @@
           <w:numId w:val="2"/>
         </w:numPr>
         <w:rPr>
-          <w:rFonts w:hint="eastAsia"/>
+          <w:rFonts w:ascii="Consolas" w:hAnsi="Consolas"/>
           <w:sz w:val="32"/>
           <w:szCs w:val="32"/>
         </w:rPr>
       </w:pPr>
       <w:r>
         <w:rPr>
-          <w:rFonts w:hint="eastAsia"/>
+          <w:rFonts w:ascii="Consolas" w:hAnsi="Consolas"/>
           <w:sz w:val="32"/>
           <w:szCs w:val="32"/>
         </w:rPr>
@@ -114,14 +114,14 @@
           <w:numId w:val="2"/>
         </w:numPr>
         <w:rPr>
-          <w:rFonts w:hint="eastAsia"/>
+          <w:rFonts w:ascii="Consolas" w:hAnsi="Consolas"/>
           <w:sz w:val="32"/>
           <w:szCs w:val="32"/>
         </w:rPr>
       </w:pPr>
       <w:r>
         <w:rPr>
-          <w:rFonts w:hint="eastAsia"/>
+          <w:rFonts w:ascii="Consolas" w:hAnsi="Consolas"/>
           <w:sz w:val="32"/>
           <w:szCs w:val="32"/>
         </w:rPr>
@@ -136,14 +136,14 @@
           <w:numId w:val="3"/>
         </w:numPr>
         <w:rPr>
-          <w:rFonts w:hint="eastAsia"/>
+          <w:rFonts w:ascii="Consolas" w:hAnsi="Consolas"/>
           <w:sz w:val="28"/>
           <w:szCs w:val="28"/>
         </w:rPr>
       </w:pPr>
       <w:r>
         <w:rPr>
-          <w:rFonts w:hint="eastAsia"/>
+          <w:rFonts w:ascii="Consolas" w:hAnsi="Consolas"/>
           <w:sz w:val="28"/>
           <w:szCs w:val="28"/>
         </w:rPr>
@@ -153,32 +153,67 @@
     <w:p>
       <w:pPr>
         <w:rPr>
-          <w:rFonts w:hint="eastAsia"/>
-          <w:sz w:val="24"/>
-        </w:rPr>
-      </w:pPr>
-      <w:r>
-        <w:rPr>
-          <w:rFonts w:hint="eastAsia"/>
-          <w:sz w:val="24"/>
-        </w:rPr>
-        <w:t>TOF相机测距原理：</w:t>
+          <w:rFonts w:ascii="Consolas" w:hAnsi="Consolas"/>
+          <w:sz w:val="24"/>
+        </w:rPr>
+      </w:pPr>
+      <w:r>
+        <w:rPr>
+          <w:rFonts w:ascii="Consolas" w:hAnsi="Consolas"/>
+          <w:sz w:val="24"/>
+        </w:rPr>
+        <w:t>TOF</w:t>
+      </w:r>
+      <w:r>
+        <w:rPr>
+          <w:rFonts w:ascii="Consolas" w:hAnsi="Consolas"/>
+          <w:sz w:val="24"/>
+        </w:rPr>
+        <w:t>相机测距原理：</w:t>
       </w:r>
     </w:p>
     <w:p>
       <w:pPr>
         <w:ind w:firstLine="420"/>
         <w:rPr>
-          <w:rFonts w:hint="eastAsia"/>
-          <w:sz w:val="24"/>
-        </w:rPr>
-      </w:pPr>
-      <w:r>
-        <w:rPr>
-          <w:rFonts w:hint="eastAsia"/>
-          <w:sz w:val="24"/>
-        </w:rPr>
-        <w:t>现在已知光速c，光在物体与接收器两端来往的时间t，那么：</w:t>
+          <w:rFonts w:ascii="Consolas" w:hAnsi="Consolas"/>
+          <w:sz w:val="24"/>
+        </w:rPr>
+      </w:pPr>
+      <w:r>
+        <w:rPr>
+          <w:rFonts w:ascii="Consolas" w:hAnsi="Consolas"/>
+          <w:sz w:val="24"/>
+        </w:rPr>
+        <w:t>现在已知光速</w:t>
+      </w:r>
+      <w:r>
+        <w:rPr>
+          <w:rFonts w:ascii="Consolas" w:hAnsi="Consolas"/>
+          <w:sz w:val="24"/>
+        </w:rPr>
+        <w:t>c</w:t>
+      </w:r>
+      <w:r>
+        <w:rPr>
+          <w:rFonts w:ascii="Consolas" w:hAnsi="Consolas"/>
+          <w:sz w:val="24"/>
+        </w:rPr>
+        <w:t>，光在物体与接收器两端来往的时间</w:t>
+      </w:r>
+      <w:r>
+        <w:rPr>
+          <w:rFonts w:ascii="Consolas" w:hAnsi="Consolas"/>
+          <w:sz w:val="24"/>
+        </w:rPr>
+        <w:t>t</w:t>
+      </w:r>
+      <w:r>
+        <w:rPr>
+          <w:rFonts w:ascii="Consolas" w:hAnsi="Consolas"/>
+          <w:sz w:val="24"/>
+        </w:rPr>
+        <w:t>，那么：</w:t>
       </w:r>
     </w:p>
     <w:p>
@@ -186,14 +221,14 @@
         <w:ind w:left="420"/>
         <w:jc w:val="center"/>
         <w:rPr>
-          <w:rFonts w:hint="eastAsia"/>
+          <w:rFonts w:ascii="Consolas" w:hAnsi="Consolas"/>
           <w:sz w:val="36"/>
           <w:szCs w:val="36"/>
         </w:rPr>
       </w:pPr>
       <w:r>
         <w:rPr>
-          <w:rFonts w:hint="eastAsia"/>
+          <w:rFonts w:ascii="Consolas" w:hAnsi="Consolas"/>
           <w:sz w:val="36"/>
           <w:szCs w:val="36"/>
         </w:rPr>
@@ -204,128 +239,80 @@
       <w:pPr>
         <w:ind w:firstLine="420"/>
         <w:rPr>
-          <w:rFonts w:hint="eastAsia"/>
-          <w:sz w:val="24"/>
-        </w:rPr>
-      </w:pPr>
-      <w:r>
-        <w:rPr>
-          <w:rFonts w:hint="eastAsia"/>
-          <w:sz w:val="24"/>
-        </w:rPr>
-        <w:t>如果换成波，那么假设发射出去的波为E</w:t>
-      </w:r>
-      <w:proofErr w:type="gramStart"/>
-      <w:r>
-        <w:rPr>
-          <w:rFonts w:hint="eastAsia"/>
-          <w:sz w:val="24"/>
-        </w:rPr>
-        <w:t>(t)</w:t>
-      </w:r>
-      <w:proofErr w:type="gramEnd"/>
-      <w:r>
-        <w:rPr>
-          <w:rFonts w:hint="eastAsia"/>
-          <w:sz w:val="24"/>
-        </w:rPr>
-        <w:t>=</w:t>
-      </w:r>
-      <w:proofErr w:type="spellStart"/>
-      <w:r>
-        <w:rPr>
-          <w:rFonts w:hint="eastAsia"/>
-          <w:sz w:val="24"/>
-        </w:rPr>
-        <w:t>Acos</w:t>
-      </w:r>
-      <w:proofErr w:type="spellEnd"/>
-      <w:proofErr w:type="gramStart"/>
-      <w:r>
-        <w:rPr>
-          <w:rFonts w:hint="eastAsia"/>
-          <w:sz w:val="24"/>
-        </w:rPr>
-        <w:t>(ωt)</w:t>
-      </w:r>
-      <w:proofErr w:type="gramEnd"/>
-      <w:r>
-        <w:rPr>
-          <w:rFonts w:hint="eastAsia"/>
-          <w:sz w:val="24"/>
-        </w:rPr>
-        <w:t>，经反射接收到的波为R</w:t>
-      </w:r>
-      <w:proofErr w:type="gramStart"/>
-      <w:r>
-        <w:rPr>
-          <w:rFonts w:hint="eastAsia"/>
-          <w:sz w:val="24"/>
-        </w:rPr>
-        <w:t>(t)</w:t>
-      </w:r>
-      <w:proofErr w:type="gramEnd"/>
-      <w:r>
-        <w:rPr>
-          <w:rFonts w:hint="eastAsia"/>
-          <w:sz w:val="24"/>
-        </w:rPr>
-        <w:t>=</w:t>
-      </w:r>
-      <w:r>
-        <w:rPr>
-          <w:rFonts w:hint="eastAsia"/>
-          <w:sz w:val="24"/>
-        </w:rPr>
-        <w:t xml:space="preserve"> </w:t>
-      </w:r>
-      <w:proofErr w:type="spellStart"/>
-      <w:r>
-        <w:rPr>
-          <w:rFonts w:hint="eastAsia"/>
-          <w:sz w:val="24"/>
-        </w:rPr>
-        <w:t>Acos</w:t>
-      </w:r>
-      <w:proofErr w:type="spellEnd"/>
-      <w:proofErr w:type="gramStart"/>
-      <w:r>
-        <w:rPr>
-          <w:rFonts w:hint="eastAsia"/>
-          <w:sz w:val="24"/>
-        </w:rPr>
-        <w:t>(ωt+Φ)</w:t>
-      </w:r>
-      <w:proofErr w:type="gramEnd"/>
-      <w:r>
-        <w:rPr>
-          <w:rFonts w:hint="eastAsia"/>
-          <w:sz w:val="24"/>
-        </w:rPr>
-        <w:t>，那么依据Φ=ω*t可以得到：</w:t>
+          <w:rFonts w:ascii="Consolas" w:hAnsi="Consolas"/>
+          <w:sz w:val="24"/>
+        </w:rPr>
+      </w:pPr>
+      <w:r>
+        <w:rPr>
+          <w:rFonts w:ascii="Consolas" w:hAnsi="Consolas"/>
+          <w:sz w:val="24"/>
+        </w:rPr>
+        <w:t>如果换成波，那么假设发射出去的波为</w:t>
+      </w:r>
+      <w:r>
+        <w:rPr>
+          <w:rFonts w:ascii="Consolas" w:hAnsi="Consolas"/>
+          <w:sz w:val="24"/>
+        </w:rPr>
+        <w:t>E(t)=Acos(ωt)</w:t>
+      </w:r>
+      <w:r>
+        <w:rPr>
+          <w:rFonts w:ascii="Consolas" w:hAnsi="Consolas"/>
+          <w:sz w:val="24"/>
+        </w:rPr>
+        <w:t>，经反射接收到的波为</w:t>
+      </w:r>
+      <w:r>
+        <w:rPr>
+          <w:rFonts w:ascii="Consolas" w:hAnsi="Consolas"/>
+          <w:sz w:val="24"/>
+        </w:rPr>
+        <w:t>R(t)= Acos(ωt+Φ)</w:t>
+      </w:r>
+      <w:r>
+        <w:rPr>
+          <w:rFonts w:ascii="Consolas" w:hAnsi="Consolas"/>
+          <w:sz w:val="24"/>
+        </w:rPr>
+        <w:t>，那么依据</w:t>
+      </w:r>
+      <w:r>
+        <w:rPr>
+          <w:rFonts w:ascii="Consolas" w:hAnsi="Consolas"/>
+          <w:sz w:val="24"/>
+        </w:rPr>
+        <w:t>Φ=ω*t</w:t>
+      </w:r>
+      <w:r>
+        <w:rPr>
+          <w:rFonts w:ascii="Consolas" w:hAnsi="Consolas"/>
+          <w:sz w:val="24"/>
+        </w:rPr>
+        <w:t>可以得到：</w:t>
       </w:r>
     </w:p>
     <w:p>
       <w:pPr>
         <w:jc w:val="center"/>
         <w:rPr>
-          <w:rFonts w:hint="eastAsia"/>
+          <w:rFonts w:ascii="Consolas" w:hAnsi="Consolas"/>
           <w:sz w:val="36"/>
           <w:szCs w:val="36"/>
         </w:rPr>
       </w:pPr>
       <w:r>
         <w:rPr>
-          <w:rFonts w:hint="eastAsia"/>
+          <w:rFonts w:ascii="Consolas" w:hAnsi="Consolas"/>
           <w:sz w:val="36"/>
           <w:szCs w:val="36"/>
         </w:rPr>
         <w:t>d=c*Φ/</w:t>
       </w:r>
-      <w:proofErr w:type="gramStart"/>
-      <w:r>
-        <w:rPr>
-          <w:rFonts w:hint="eastAsia"/>
+      <w:r>
+        <w:rPr>
+          <w:rFonts w:ascii="Consolas" w:hAnsi="Consolas"/>
           <w:sz w:val="36"/>
           <w:szCs w:val="36"/>
         </w:rPr>
@@ -333,7 +320,7 @@
       </w:r>
       <w:r>
         <w:rPr>
-          <w:rFonts w:hint="eastAsia"/>
+          <w:rFonts w:ascii="Consolas" w:hAnsi="Consolas"/>
           <w:sz w:val="36"/>
           <w:szCs w:val="36"/>
         </w:rPr>
@@ -341,58 +328,73 @@
       </w:r>
       <w:r>
         <w:rPr>
-          <w:rFonts w:hint="eastAsia"/>
+          <w:rFonts w:ascii="Consolas" w:hAnsi="Consolas"/>
           <w:sz w:val="36"/>
           <w:szCs w:val="36"/>
         </w:rPr>
         <w:t>)</w:t>
       </w:r>
-      <w:proofErr w:type="gramEnd"/>
     </w:p>
     <w:p>
       <w:pPr>
         <w:jc w:val="center"/>
         <w:rPr>
-          <w:rFonts w:hint="eastAsia"/>
+          <w:rFonts w:ascii="Consolas" w:hAnsi="Consolas"/>
           <w:sz w:val="30"/>
           <w:szCs w:val="30"/>
         </w:rPr>
       </w:pPr>
       <w:r>
         <w:rPr>
-          <w:rFonts w:hint="eastAsia"/>
+          <w:rFonts w:ascii="Consolas" w:hAnsi="Consolas"/>
           <w:sz w:val="30"/>
           <w:szCs w:val="30"/>
         </w:rPr>
-        <w:t>BUT，</w:t>
-      </w:r>
-      <w:r>
-        <w:rPr>
-          <w:rFonts w:hint="eastAsia"/>
+        <w:t>BUT</w:t>
+      </w:r>
+      <w:r>
+        <w:rPr>
+          <w:rFonts w:ascii="Consolas" w:hAnsi="Consolas"/>
           <w:sz w:val="30"/>
           <w:szCs w:val="30"/>
         </w:rPr>
-        <w:t>我们一般不用TOF相机测距</w:t>
-      </w:r>
-      <w:r>
-        <w:rPr>
-          <w:rFonts w:hint="eastAsia"/>
+        <w:t>，我们一般不用</w:t>
+      </w:r>
+      <w:r>
+        <w:rPr>
+          <w:rFonts w:ascii="Consolas" w:hAnsi="Consolas"/>
           <w:sz w:val="30"/>
           <w:szCs w:val="30"/>
         </w:rPr>
-        <w:t>。</w:t>
-      </w:r>
-      <w:r>
-        <w:rPr>
-          <w:rFonts w:hint="eastAsia"/>
+        <w:t>TOF</w:t>
+      </w:r>
+      <w:r>
+        <w:rPr>
+          <w:rFonts w:ascii="Consolas" w:hAnsi="Consolas"/>
           <w:sz w:val="30"/>
           <w:szCs w:val="30"/>
         </w:rPr>
+        <w:t>相机测距</w:t>
+      </w:r>
+      <w:r>
+        <w:rPr>
+          <w:rFonts w:ascii="Consolas" w:hAnsi="Consolas"/>
+          <w:sz w:val="30"/>
+          <w:szCs w:val="30"/>
+        </w:rPr>
+        <w:t>。</w:t>
+      </w:r>
+      <w:r>
+        <w:rPr>
+          <w:rFonts w:ascii="Consolas" w:hAnsi="Consolas"/>
+          <w:sz w:val="30"/>
+          <w:szCs w:val="30"/>
+        </w:rPr>
         <w:t>（贵，贵，还</w:t>
       </w:r>
       <w:r>
         <w:rPr>
-          <w:rFonts w:hint="eastAsia"/>
+          <w:rFonts w:ascii="Consolas" w:hAnsi="Consolas"/>
           <w:kern w:val="0"/>
           <w:sz w:val="30"/>
           <w:szCs w:val="30"/>
@@ -401,7 +403,7 @@
       </w:r>
       <w:r>
         <w:rPr>
-          <w:rFonts w:hint="eastAsia"/>
+          <w:rFonts w:ascii="Consolas" w:hAnsi="Consolas"/>
           <w:w w:val="200"/>
           <w:kern w:val="0"/>
           <w:sz w:val="30"/>
@@ -411,7 +413,7 @@
       </w:r>
       <w:r>
         <w:rPr>
-          <w:rFonts w:hint="eastAsia"/>
+          <w:rFonts w:ascii="Consolas" w:hAnsi="Consolas"/>
           <w:sz w:val="30"/>
           <w:szCs w:val="30"/>
         </w:rPr>
@@ -422,46 +424,30 @@
       <w:pPr>
         <w:jc w:val="center"/>
         <w:rPr>
-          <w:rFonts w:hint="eastAsia"/>
+          <w:rFonts w:ascii="Consolas" w:hAnsi="Consolas"/>
           <w:sz w:val="30"/>
           <w:szCs w:val="30"/>
         </w:rPr>
       </w:pPr>
       <w:r>
         <w:rPr>
-          <w:rFonts w:hint="eastAsia"/>
+          <w:rFonts w:ascii="Consolas" w:hAnsi="Consolas"/>
           <w:sz w:val="30"/>
           <w:szCs w:val="30"/>
         </w:rPr>
-        <w:t>一般情况下，我们使用双目相机测距</w:t>
-      </w:r>
-      <w:r>
-        <w:rPr>
-          <w:rFonts w:hint="eastAsia"/>
-          <w:sz w:val="30"/>
-          <w:szCs w:val="30"/>
-        </w:rPr>
-        <w:t>，</w:t>
-      </w:r>
-      <w:r>
-        <w:rPr>
-          <w:rFonts w:hint="eastAsia"/>
-          <w:sz w:val="30"/>
-          <w:szCs w:val="30"/>
-        </w:rPr>
-        <w:t>这样成本更低。</w:t>
-      </w:r>
-    </w:p>
-    <w:p>
-      <w:pPr>
-        <w:rPr>
-          <w:rFonts w:hint="eastAsia"/>
-          <w:sz w:val="24"/>
-        </w:rPr>
-      </w:pPr>
-      <w:r>
-        <w:rPr>
-          <w:rFonts w:hint="eastAsia"/>
+        <w:t>一般情况下，我们使用双目相机测距，这样成本更低。</w:t>
+      </w:r>
+    </w:p>
+    <w:p>
+      <w:pPr>
+        <w:rPr>
+          <w:rFonts w:ascii="Consolas" w:hAnsi="Consolas"/>
+          <w:sz w:val="24"/>
+        </w:rPr>
+      </w:pPr>
+      <w:r>
+        <w:rPr>
+          <w:rFonts w:ascii="Consolas" w:hAnsi="Consolas"/>
           <w:sz w:val="24"/>
         </w:rPr>
         <w:t>以下是双目视觉原理笔记：</w:t>
@@ -471,23 +457,44 @@
       <w:pPr>
         <w:jc w:val="center"/>
         <w:rPr>
-          <w:rFonts w:hint="eastAsia"/>
-          <w:sz w:val="24"/>
-        </w:rPr>
-      </w:pPr>
-      <w:r>
-        <w:rPr>
+          <w:rFonts w:ascii="Consolas" w:hAnsi="Consolas"/>
+          <w:sz w:val="24"/>
+        </w:rPr>
+      </w:pPr>
+      <w:r>
+        <w:rPr>
+          <w:rFonts w:ascii="Consolas" w:hAnsi="Consolas"/>
           <w:i/>
           <w:iCs/>
           <w:sz w:val="18"/>
           <w:szCs w:val="18"/>
         </w:rPr>
         <w:lastRenderedPageBreak/>
-        <w:t>图1：三角测距与相位差推导手稿</w:t>
-      </w:r>
-      <w:r>
-        <w:rPr>
-          <w:rFonts w:hint="eastAsia"/>
+        <w:t>图</w:t>
+      </w:r>
+      <w:r>
+        <w:rPr>
+          <w:rFonts w:ascii="Consolas" w:hAnsi="Consolas"/>
+          <w:i/>
+          <w:iCs/>
+          <w:sz w:val="18"/>
+          <w:szCs w:val="18"/>
+        </w:rPr>
+        <w:t>1</w:t>
+      </w:r>
+      <w:r>
+        <w:rPr>
+          <w:rFonts w:ascii="Consolas" w:hAnsi="Consolas"/>
+          <w:i/>
+          <w:iCs/>
+          <w:sz w:val="18"/>
+          <w:szCs w:val="18"/>
+        </w:rPr>
+        <w:t>：三角测距与相位差推导手稿</w:t>
+      </w:r>
+      <w:r>
+        <w:rPr>
+          <w:rFonts w:ascii="Consolas" w:hAnsi="Consolas"/>
           <w:noProof/>
           <w:sz w:val="24"/>
         </w:rPr>
@@ -559,13 +566,13 @@
       <w:pPr>
         <w:ind w:firstLine="420"/>
         <w:rPr>
-          <w:rFonts w:hint="eastAsia"/>
-          <w:sz w:val="24"/>
-        </w:rPr>
-      </w:pPr>
-      <w:r>
-        <w:rPr>
-          <w:rFonts w:hint="eastAsia"/>
+          <w:rFonts w:ascii="Consolas" w:hAnsi="Consolas"/>
+          <w:sz w:val="24"/>
+        </w:rPr>
+      </w:pPr>
+      <w:r>
+        <w:rPr>
+          <w:rFonts w:ascii="Consolas" w:hAnsi="Consolas"/>
           <w:sz w:val="24"/>
         </w:rPr>
         <w:t>那么把视角放到双目摄像头中，就有如图所示的距离公式：</w:t>
@@ -575,14 +582,14 @@
       <w:pPr>
         <w:jc w:val="center"/>
         <w:rPr>
-          <w:rFonts w:hint="eastAsia"/>
+          <w:rFonts w:ascii="Consolas" w:hAnsi="Consolas"/>
           <w:sz w:val="36"/>
           <w:szCs w:val="36"/>
         </w:rPr>
       </w:pPr>
       <w:r>
         <w:rPr>
-          <w:rFonts w:hint="eastAsia"/>
+          <w:rFonts w:ascii="Consolas" w:hAnsi="Consolas"/>
           <w:sz w:val="36"/>
           <w:szCs w:val="36"/>
         </w:rPr>
@@ -593,29 +600,85 @@
       <w:pPr>
         <w:ind w:firstLine="420"/>
         <w:rPr>
-          <w:rFonts w:hint="eastAsia"/>
-          <w:sz w:val="24"/>
-        </w:rPr>
-      </w:pPr>
-      <w:r>
-        <w:rPr>
-          <w:rFonts w:hint="eastAsia"/>
-          <w:sz w:val="24"/>
-        </w:rPr>
-        <w:t>其中Z是物体到基线的距离，f是焦距，b是基线长度，d为左右图横坐标之差。</w:t>
-      </w:r>
-    </w:p>
-    <w:p>
-      <w:pPr>
-        <w:rPr>
-          <w:rFonts w:hint="eastAsia"/>
+          <w:rFonts w:ascii="Consolas" w:hAnsi="Consolas"/>
+          <w:sz w:val="24"/>
+        </w:rPr>
+      </w:pPr>
+      <w:r>
+        <w:rPr>
+          <w:rFonts w:ascii="Consolas" w:hAnsi="Consolas"/>
+          <w:sz w:val="24"/>
+        </w:rPr>
+        <w:t>其中</w:t>
+      </w:r>
+      <w:r>
+        <w:rPr>
+          <w:rFonts w:ascii="Consolas" w:hAnsi="Consolas"/>
+          <w:sz w:val="24"/>
+        </w:rPr>
+        <w:t>Z</w:t>
+      </w:r>
+      <w:r>
+        <w:rPr>
+          <w:rFonts w:ascii="Consolas" w:hAnsi="Consolas"/>
+          <w:sz w:val="24"/>
+        </w:rPr>
+        <w:t>是物体到基线的距离，</w:t>
+      </w:r>
+      <w:r>
+        <w:rPr>
+          <w:rFonts w:ascii="Consolas" w:hAnsi="Consolas"/>
+          <w:sz w:val="24"/>
+        </w:rPr>
+        <w:t>f</w:t>
+      </w:r>
+      <w:r>
+        <w:rPr>
+          <w:rFonts w:ascii="Consolas" w:hAnsi="Consolas"/>
+          <w:sz w:val="24"/>
+        </w:rPr>
+        <w:t>是焦距，</w:t>
+      </w:r>
+      <w:r>
+        <w:rPr>
+          <w:rFonts w:ascii="Consolas" w:hAnsi="Consolas"/>
+          <w:sz w:val="24"/>
+        </w:rPr>
+        <w:t>b</w:t>
+      </w:r>
+      <w:r>
+        <w:rPr>
+          <w:rFonts w:ascii="Consolas" w:hAnsi="Consolas"/>
+          <w:sz w:val="24"/>
+        </w:rPr>
+        <w:t>是基线长度，</w:t>
+      </w:r>
+      <w:r>
+        <w:rPr>
+          <w:rFonts w:ascii="Consolas" w:hAnsi="Consolas"/>
+          <w:sz w:val="24"/>
+        </w:rPr>
+        <w:t>d</w:t>
+      </w:r>
+      <w:r>
+        <w:rPr>
+          <w:rFonts w:ascii="Consolas" w:hAnsi="Consolas"/>
+          <w:sz w:val="24"/>
+        </w:rPr>
+        <w:t>为左右图横坐标之差。</w:t>
+      </w:r>
+    </w:p>
+    <w:p>
+      <w:pPr>
+        <w:rPr>
+          <w:rFonts w:ascii="Consolas" w:hAnsi="Consolas"/>
           <w:sz w:val="28"/>
           <w:szCs w:val="28"/>
         </w:rPr>
       </w:pPr>
       <w:r>
         <w:rPr>
-          <w:rFonts w:hint="eastAsia"/>
+          <w:rFonts w:ascii="Consolas" w:hAnsi="Consolas"/>
           <w:noProof/>
           <w:sz w:val="28"/>
           <w:szCs w:val="28"/>
@@ -679,19 +742,11 @@
       </w:r>
       <w:r>
         <w:rPr>
-          <w:rFonts w:hint="eastAsia"/>
+          <w:rFonts w:ascii="Consolas" w:hAnsi="Consolas"/>
           <w:sz w:val="28"/>
           <w:szCs w:val="28"/>
         </w:rPr>
-        <w:t>二、</w:t>
-      </w:r>
-      <w:r>
-        <w:rPr>
-          <w:rFonts w:hint="eastAsia"/>
-          <w:sz w:val="28"/>
-          <w:szCs w:val="28"/>
-        </w:rPr>
-        <w:t>去畸变原理</w:t>
+        <w:t>二、去畸变原理</w:t>
       </w:r>
     </w:p>
     <w:p>
@@ -701,7 +756,7 @@
         </w:tabs>
         <w:jc w:val="center"/>
         <w:rPr>
-          <w:rFonts w:hint="eastAsia"/>
+          <w:rFonts w:ascii="Consolas" w:hAnsi="Consolas"/>
           <w:i/>
           <w:iCs/>
           <w:sz w:val="18"/>
@@ -710,24 +765,45 @@
       </w:pPr>
       <w:r>
         <w:rPr>
-          <w:rFonts w:hint="eastAsia"/>
+          <w:rFonts w:ascii="Consolas" w:hAnsi="Consolas"/>
           <w:i/>
           <w:iCs/>
           <w:sz w:val="18"/>
           <w:szCs w:val="18"/>
         </w:rPr>
-        <w:t>图2：去畸变原理正推与倒推手稿</w:t>
-      </w:r>
-    </w:p>
-    <w:p>
-      <w:pPr>
-        <w:rPr>
-          <w:rFonts w:hint="eastAsia"/>
-          <w:sz w:val="24"/>
-        </w:rPr>
-      </w:pPr>
-      <w:r>
-        <w:rPr>
+        <w:t>图</w:t>
+      </w:r>
+      <w:r>
+        <w:rPr>
+          <w:rFonts w:ascii="Consolas" w:hAnsi="Consolas"/>
+          <w:i/>
+          <w:iCs/>
+          <w:sz w:val="18"/>
+          <w:szCs w:val="18"/>
+        </w:rPr>
+        <w:t>2</w:t>
+      </w:r>
+      <w:r>
+        <w:rPr>
+          <w:rFonts w:ascii="Consolas" w:hAnsi="Consolas"/>
+          <w:i/>
+          <w:iCs/>
+          <w:sz w:val="18"/>
+          <w:szCs w:val="18"/>
+        </w:rPr>
+        <w:t>：去畸变原理正推与倒推手稿</w:t>
+      </w:r>
+    </w:p>
+    <w:p>
+      <w:pPr>
+        <w:rPr>
+          <w:rFonts w:ascii="Consolas" w:hAnsi="Consolas"/>
+          <w:sz w:val="24"/>
+        </w:rPr>
+      </w:pPr>
+      <w:r>
+        <w:rPr>
+          <w:rFonts w:ascii="Consolas" w:hAnsi="Consolas"/>
           <w:sz w:val="28"/>
           <w:szCs w:val="28"/>
         </w:rPr>
@@ -736,7 +812,7 @@
       </w:r>
       <w:r>
         <w:rPr>
-          <w:rFonts w:hint="eastAsia"/>
+          <w:rFonts w:ascii="Consolas" w:hAnsi="Consolas"/>
           <w:sz w:val="24"/>
         </w:rPr>
         <w:t>大体逻辑可以看作是：</w:t>
@@ -745,70 +821,106 @@
     <w:p>
       <w:pPr>
         <w:rPr>
-          <w:rFonts w:hint="eastAsia"/>
-          <w:sz w:val="24"/>
-        </w:rPr>
-      </w:pPr>
-      <w:r>
-        <w:rPr>
+          <w:rFonts w:ascii="Consolas" w:hAnsi="Consolas"/>
+          <w:sz w:val="24"/>
+        </w:rPr>
+      </w:pPr>
+      <w:r>
+        <w:rPr>
+          <w:rFonts w:ascii="Consolas" w:hAnsi="Consolas"/>
           <w:sz w:val="24"/>
         </w:rPr>
         <w:tab/>
       </w:r>
       <w:r>
         <w:rPr>
-          <w:rFonts w:hint="eastAsia"/>
-          <w:sz w:val="24"/>
-        </w:rPr>
-        <w:t>先生成空白的去畸变图----&gt;利用一系列变换将这个点变成没有畸变时的点所在平面的位置----&gt;</w:t>
-      </w:r>
-      <w:r>
-        <w:rPr>
-          <w:rFonts w:hint="eastAsia"/>
-          <w:sz w:val="24"/>
-        </w:rPr>
-        <w:t>套畸变公式----&gt;</w:t>
-      </w:r>
-      <w:proofErr w:type="gramStart"/>
-      <w:r>
-        <w:rPr>
-          <w:rFonts w:hint="eastAsia"/>
-          <w:sz w:val="24"/>
-        </w:rPr>
-        <w:t>得到空白图中的点对应原畸变图的点  ----</w:t>
-      </w:r>
-      <w:proofErr w:type="gramEnd"/>
-      <w:r>
-        <w:rPr>
-          <w:rFonts w:hint="eastAsia"/>
-          <w:sz w:val="24"/>
-        </w:rPr>
-        <w:t>&gt;将这个点的颜色等搬过去</w:t>
-      </w:r>
-    </w:p>
-    <w:p>
-      <w:pPr>
-        <w:rPr>
-          <w:rFonts w:hint="eastAsia"/>
-          <w:sz w:val="24"/>
-        </w:rPr>
-      </w:pPr>
-      <w:r>
-        <w:rPr>
+          <w:rFonts w:ascii="Consolas" w:hAnsi="Consolas"/>
+          <w:sz w:val="24"/>
+        </w:rPr>
+        <w:t>先生成空白的去畸变图</w:t>
+      </w:r>
+      <w:r>
+        <w:rPr>
+          <w:rFonts w:ascii="Consolas" w:hAnsi="Consolas"/>
+          <w:sz w:val="24"/>
+        </w:rPr>
+        <w:t>----&gt;</w:t>
+      </w:r>
+      <w:r>
+        <w:rPr>
+          <w:rFonts w:ascii="Consolas" w:hAnsi="Consolas"/>
+          <w:sz w:val="24"/>
+        </w:rPr>
+        <w:t>利用一系列变换将这个点变成没有畸变时的点所在平面的位置</w:t>
+      </w:r>
+      <w:r>
+        <w:rPr>
+          <w:rFonts w:ascii="Consolas" w:hAnsi="Consolas"/>
+          <w:sz w:val="24"/>
+        </w:rPr>
+        <w:t>----&gt;</w:t>
+      </w:r>
+      <w:r>
+        <w:rPr>
+          <w:rFonts w:ascii="Consolas" w:hAnsi="Consolas"/>
+          <w:sz w:val="24"/>
+        </w:rPr>
+        <w:t>套畸变公式</w:t>
+      </w:r>
+      <w:r>
+        <w:rPr>
+          <w:rFonts w:ascii="Consolas" w:hAnsi="Consolas"/>
+          <w:sz w:val="24"/>
+        </w:rPr>
+        <w:t>----&gt;</w:t>
+      </w:r>
+      <w:r>
+        <w:rPr>
+          <w:rFonts w:ascii="Consolas" w:hAnsi="Consolas"/>
+          <w:sz w:val="24"/>
+        </w:rPr>
+        <w:t>得到空白图中的点对应原畸变图的点</w:t>
+      </w:r>
+      <w:r>
+        <w:rPr>
+          <w:rFonts w:ascii="Consolas" w:hAnsi="Consolas"/>
+          <w:sz w:val="24"/>
+        </w:rPr>
+        <w:t xml:space="preserve">  ----&gt;</w:t>
+      </w:r>
+      <w:r>
+        <w:rPr>
+          <w:rFonts w:ascii="Consolas" w:hAnsi="Consolas"/>
+          <w:sz w:val="24"/>
+        </w:rPr>
+        <w:t>将这个点的颜色等搬过去</w:t>
+      </w:r>
+    </w:p>
+    <w:p>
+      <w:pPr>
+        <w:rPr>
+          <w:rFonts w:ascii="Consolas" w:hAnsi="Consolas"/>
+          <w:sz w:val="24"/>
+        </w:rPr>
+      </w:pPr>
+      <w:r>
+        <w:rPr>
+          <w:rFonts w:ascii="Consolas" w:hAnsi="Consolas"/>
           <w:sz w:val="24"/>
         </w:rPr>
         <w:tab/>
-      </w:r>
-      <w:r>
-        <w:rPr>
-          <w:rFonts w:hint="eastAsia"/>
-          <w:sz w:val="24"/>
-        </w:rPr>
-        <w:t>Ps：如果这个点不是整数，那么就应该综合周围四个整数像素的颜色，通过距离加权算出颜色填给新图（插值）</w:t>
-      </w:r>
-      <w:r>
-        <w:rPr>
-          <w:rFonts w:hint="eastAsia"/>
+        <w:t>Ps</w:t>
+      </w:r>
+      <w:r>
+        <w:rPr>
+          <w:rFonts w:ascii="Consolas" w:hAnsi="Consolas"/>
+          <w:sz w:val="24"/>
+        </w:rPr>
+        <w:t>：如果这个点不是整数，那么就应该综合周围四个整数像素的颜色，通过距离加权算出颜色填给新图（插值）</w:t>
+      </w:r>
+      <w:r>
+        <w:rPr>
+          <w:rFonts w:ascii="Consolas" w:hAnsi="Consolas"/>
           <w:sz w:val="24"/>
         </w:rPr>
         <w:t>。</w:t>
@@ -817,14 +929,14 @@
     <w:p>
       <w:pPr>
         <w:rPr>
-          <w:rFonts w:hint="eastAsia"/>
+          <w:rFonts w:ascii="Consolas" w:hAnsi="Consolas"/>
           <w:sz w:val="28"/>
           <w:szCs w:val="28"/>
         </w:rPr>
       </w:pPr>
       <w:r>
         <w:rPr>
-          <w:rFonts w:hint="eastAsia"/>
+          <w:rFonts w:ascii="Consolas" w:hAnsi="Consolas"/>
           <w:sz w:val="28"/>
           <w:szCs w:val="28"/>
         </w:rPr>
@@ -834,33 +946,34 @@
     <w:p>
       <w:pPr>
         <w:rPr>
-          <w:rFonts w:hint="eastAsia"/>
-          <w:sz w:val="24"/>
-        </w:rPr>
-      </w:pPr>
-      <w:r>
-        <w:rPr>
+          <w:rFonts w:ascii="Consolas" w:hAnsi="Consolas"/>
+          <w:sz w:val="24"/>
+        </w:rPr>
+      </w:pPr>
+      <w:r>
+        <w:rPr>
+          <w:rFonts w:ascii="Consolas" w:hAnsi="Consolas"/>
           <w:sz w:val="24"/>
         </w:rPr>
         <w:tab/>
       </w:r>
       <w:r>
         <w:rPr>
-          <w:rFonts w:hint="eastAsia"/>
+          <w:rFonts w:ascii="Consolas" w:hAnsi="Consolas"/>
           <w:sz w:val="24"/>
         </w:rPr>
         <w:t>这是我最想吐槽的地方。我会将这个过程分点以更好</w:t>
       </w:r>
       <w:r>
         <w:rPr>
-          <w:rFonts w:hint="eastAsia"/>
+          <w:rFonts w:ascii="Consolas" w:hAnsi="Consolas"/>
           <w:sz w:val="24"/>
         </w:rPr>
         <w:t>地</w:t>
       </w:r>
       <w:r>
         <w:rPr>
-          <w:rFonts w:hint="eastAsia"/>
+          <w:rFonts w:ascii="Consolas" w:hAnsi="Consolas"/>
           <w:sz w:val="24"/>
         </w:rPr>
         <w:t>说明我的想法以及思路。</w:t>
@@ -874,14 +987,14 @@
           <w:numId w:val="5"/>
         </w:numPr>
         <w:rPr>
-          <w:rFonts w:hint="eastAsia"/>
+          <w:rFonts w:ascii="Consolas" w:hAnsi="Consolas"/>
           <w:sz w:val="28"/>
           <w:szCs w:val="28"/>
         </w:rPr>
       </w:pPr>
       <w:r>
         <w:rPr>
-          <w:rFonts w:hint="eastAsia"/>
+          <w:rFonts w:ascii="Consolas" w:hAnsi="Consolas"/>
           <w:sz w:val="28"/>
           <w:szCs w:val="28"/>
         </w:rPr>
@@ -890,30 +1003,29 @@
     </w:p>
     <w:p>
       <w:pPr>
-        <w:pStyle w:val="a9"/>
-        <w:ind w:left="860" w:firstLine="400"/>
-        <w:rPr>
-          <w:rFonts w:hint="eastAsia"/>
-          <w:sz w:val="24"/>
-        </w:rPr>
-      </w:pPr>
-      <w:r>
-        <w:rPr>
-          <w:rFonts w:hint="eastAsia"/>
+        <w:ind w:left="420" w:firstLine="420"/>
+        <w:rPr>
+          <w:rFonts w:ascii="Consolas" w:hAnsi="Consolas"/>
+          <w:sz w:val="24"/>
+        </w:rPr>
+      </w:pPr>
+      <w:r>
+        <w:rPr>
+          <w:rFonts w:ascii="Consolas" w:hAnsi="Consolas"/>
           <w:sz w:val="24"/>
         </w:rPr>
         <w:t>我将解方程与套公式混为一谈。错误</w:t>
       </w:r>
       <w:r>
         <w:rPr>
-          <w:rFonts w:hint="eastAsia"/>
+          <w:rFonts w:ascii="Consolas" w:hAnsi="Consolas"/>
           <w:sz w:val="24"/>
         </w:rPr>
         <w:t>地</w:t>
       </w:r>
       <w:r>
         <w:rPr>
-          <w:rFonts w:hint="eastAsia"/>
+          <w:rFonts w:ascii="Consolas" w:hAnsi="Consolas"/>
           <w:sz w:val="24"/>
         </w:rPr>
         <w:t>将标定板标定与坐标套畸变公式混在一块，而没有意识到：标定和去畸变是两个截然不同的过程。</w:t>
@@ -921,195 +1033,82 @@
     </w:p>
     <w:p>
       <w:pPr>
-        <w:pStyle w:val="a9"/>
-        <w:ind w:left="860"/>
-        <w:rPr>
-          <w:rFonts w:hint="eastAsia"/>
-          <w:sz w:val="24"/>
-        </w:rPr>
-      </w:pPr>
-      <w:r>
-        <w:rPr>
+        <w:ind w:left="420" w:firstLine="420"/>
+        <w:rPr>
+          <w:rFonts w:ascii="Consolas" w:hAnsi="Consolas"/>
+          <w:sz w:val="24"/>
+        </w:rPr>
+      </w:pPr>
+      <w:r>
+        <w:rPr>
+          <w:rFonts w:ascii="Consolas" w:hAnsi="Consolas"/>
+          <w:sz w:val="24"/>
+        </w:rPr>
+        <w:t>标定的本质就是程序先给一个初值，带上所有图共用的内参，畸变系数，每张图的外参，通过投影预测出棋盘内所有内角点的位置，然后跟图像中检测出的像素点的位置对比，算出重投影误差，然后经过</w:t>
+      </w:r>
+      <w:r>
+        <w:rPr>
+          <w:rFonts w:ascii="Consolas" w:hAnsi="Consolas"/>
+          <w:sz w:val="24"/>
+        </w:rPr>
+        <w:t>LM</w:t>
+      </w:r>
+      <w:r>
+        <w:rPr>
+          <w:rFonts w:ascii="Consolas" w:hAnsi="Consolas"/>
+          <w:sz w:val="24"/>
+        </w:rPr>
+        <w:t>不断迭代调整参数，当重投影误差最小时，这组参数就是我们要找的。</w:t>
+      </w:r>
+      <w:r>
+        <w:rPr>
+          <w:rFonts w:ascii="Consolas" w:hAnsi="Consolas"/>
           <w:sz w:val="24"/>
         </w:rPr>
         <w:tab/>
       </w:r>
-      <w:r>
-        <w:rPr>
-          <w:rFonts w:hint="eastAsia"/>
-          <w:sz w:val="24"/>
-        </w:rPr>
-        <w:t>标定是解方程，也</w:t>
-      </w:r>
-      <w:r>
-        <w:rPr>
-          <w:rFonts w:hint="eastAsia"/>
-          <w:sz w:val="24"/>
-        </w:rPr>
-        <w:t>就是将真实世界坐标通过相机的畸变，最后反推出相机的内参</w:t>
-      </w:r>
-      <w:r>
-        <w:rPr>
-          <w:rFonts w:hint="eastAsia"/>
-          <w:sz w:val="24"/>
-        </w:rPr>
-        <w:t>(</w:t>
-      </w:r>
-      <w:proofErr w:type="spellStart"/>
-      <w:r>
-        <w:rPr>
-          <w:rFonts w:hint="eastAsia"/>
-          <w:sz w:val="24"/>
-        </w:rPr>
-        <w:t>f</w:t>
-      </w:r>
-      <w:r>
-        <w:rPr>
-          <w:rFonts w:hint="eastAsia"/>
-          <w:sz w:val="24"/>
-          <w:vertAlign w:val="subscript"/>
-        </w:rPr>
-        <w:t>x</w:t>
-      </w:r>
-      <w:r>
-        <w:rPr>
-          <w:rFonts w:hint="eastAsia"/>
-          <w:sz w:val="24"/>
-        </w:rPr>
-        <w:t>,f</w:t>
-      </w:r>
-      <w:r>
-        <w:rPr>
-          <w:rFonts w:hint="eastAsia"/>
-          <w:sz w:val="24"/>
-          <w:vertAlign w:val="subscript"/>
-        </w:rPr>
-        <w:t>y</w:t>
-      </w:r>
-      <w:r>
-        <w:rPr>
-          <w:rFonts w:hint="eastAsia"/>
-          <w:sz w:val="24"/>
-        </w:rPr>
-        <w:t>,c</w:t>
-      </w:r>
-      <w:r>
-        <w:rPr>
-          <w:rFonts w:hint="eastAsia"/>
-          <w:sz w:val="24"/>
-          <w:vertAlign w:val="subscript"/>
-        </w:rPr>
-        <w:t>x</w:t>
-      </w:r>
-      <w:r>
-        <w:rPr>
-          <w:rFonts w:hint="eastAsia"/>
-          <w:sz w:val="24"/>
-        </w:rPr>
-        <w:t>,c</w:t>
-      </w:r>
-      <w:r>
-        <w:rPr>
-          <w:rFonts w:hint="eastAsia"/>
-          <w:sz w:val="24"/>
-          <w:vertAlign w:val="subscript"/>
-        </w:rPr>
-        <w:t>y</w:t>
-      </w:r>
-      <w:proofErr w:type="spellEnd"/>
-      <w:r>
-        <w:rPr>
-          <w:rFonts w:hint="eastAsia"/>
-          <w:sz w:val="24"/>
-        </w:rPr>
-        <w:t>)和畸变系数</w:t>
-      </w:r>
-      <w:r>
-        <w:rPr>
-          <w:rFonts w:hint="eastAsia"/>
-          <w:sz w:val="24"/>
-        </w:rPr>
-        <w:t>（k</w:t>
-      </w:r>
-      <w:r>
-        <w:rPr>
-          <w:rFonts w:hint="eastAsia"/>
-          <w:sz w:val="24"/>
-          <w:vertAlign w:val="subscript"/>
-        </w:rPr>
-        <w:t>1</w:t>
-      </w:r>
-      <w:r>
-        <w:rPr>
-          <w:rFonts w:hint="eastAsia"/>
-          <w:sz w:val="24"/>
-        </w:rPr>
-        <w:t>,k</w:t>
-      </w:r>
-      <w:r>
-        <w:rPr>
-          <w:rFonts w:hint="eastAsia"/>
-          <w:sz w:val="24"/>
-          <w:vertAlign w:val="subscript"/>
-        </w:rPr>
-        <w:t>2</w:t>
-      </w:r>
-      <w:r>
-        <w:rPr>
-          <w:rFonts w:hint="eastAsia"/>
-          <w:sz w:val="24"/>
-        </w:rPr>
-        <w:t>,p</w:t>
-      </w:r>
-      <w:r>
-        <w:rPr>
-          <w:rFonts w:hint="eastAsia"/>
-          <w:sz w:val="24"/>
-          <w:vertAlign w:val="subscript"/>
-        </w:rPr>
-        <w:t>1</w:t>
-      </w:r>
-      <w:r>
-        <w:rPr>
-          <w:rFonts w:hint="eastAsia"/>
-          <w:sz w:val="24"/>
-        </w:rPr>
-        <w:t>,p</w:t>
-      </w:r>
-      <w:r>
-        <w:rPr>
-          <w:rFonts w:hint="eastAsia"/>
-          <w:sz w:val="24"/>
-          <w:vertAlign w:val="subscript"/>
-        </w:rPr>
-        <w:t>2</w:t>
-      </w:r>
-      <w:r>
-        <w:rPr>
-          <w:rFonts w:hint="eastAsia"/>
-          <w:sz w:val="24"/>
-        </w:rPr>
-        <w:t>）。</w:t>
-      </w:r>
-    </w:p>
-    <w:p>
-      <w:pPr>
-        <w:pStyle w:val="a9"/>
-        <w:ind w:left="860"/>
-        <w:rPr>
-          <w:rFonts w:hint="eastAsia"/>
-          <w:sz w:val="24"/>
-        </w:rPr>
-      </w:pPr>
-      <w:r>
-        <w:rPr>
-          <w:sz w:val="24"/>
-        </w:rPr>
-        <w:tab/>
-      </w:r>
-      <w:r>
-        <w:rPr>
-          <w:rFonts w:hint="eastAsia"/>
+    </w:p>
+    <w:p>
+      <w:pPr>
+        <w:ind w:left="420" w:firstLine="420"/>
+        <w:rPr>
+          <w:rFonts w:ascii="Consolas" w:hAnsi="Consolas"/>
+          <w:sz w:val="24"/>
+        </w:rPr>
+      </w:pPr>
+      <w:r>
+        <w:rPr>
+          <w:rFonts w:ascii="Consolas" w:hAnsi="Consolas"/>
+          <w:sz w:val="24"/>
+        </w:rPr>
+        <w:t>换句话说：标定就是在尽可能准确的测出内参和畸变参数。</w:t>
+      </w:r>
+      <w:r>
+        <w:rPr>
+          <w:rFonts w:ascii="Consolas" w:hAnsi="Consolas" w:hint="eastAsia"/>
+          <w:sz w:val="24"/>
+        </w:rPr>
+        <w:t>模型里没有公差等的自由度，所以他们会变成重投影的残差</w:t>
+      </w:r>
+      <w:r>
+        <w:rPr>
+          <w:rFonts w:ascii="Consolas" w:hAnsi="Consolas"/>
+          <w:sz w:val="24"/>
+        </w:rPr>
+        <w:t>。</w:t>
+      </w:r>
+    </w:p>
+    <w:p>
+      <w:pPr>
+        <w:ind w:left="420" w:firstLine="420"/>
+        <w:rPr>
+          <w:rFonts w:ascii="Consolas" w:hAnsi="Consolas"/>
+          <w:sz w:val="24"/>
+        </w:rPr>
+      </w:pPr>
+      <w:r>
+        <w:rPr>
+          <w:rFonts w:ascii="Consolas" w:hAnsi="Consolas"/>
           <w:sz w:val="24"/>
         </w:rPr>
         <w:t>而去畸变则是拿着标定出来的系数去修正畸变图像。</w:t>
@@ -1123,18 +1122,42 @@
           <w:numId w:val="5"/>
         </w:numPr>
         <w:rPr>
-          <w:rFonts w:hint="eastAsia"/>
+          <w:rFonts w:ascii="Consolas" w:hAnsi="Consolas"/>
           <w:sz w:val="28"/>
           <w:szCs w:val="28"/>
         </w:rPr>
       </w:pPr>
       <w:r>
         <w:rPr>
-          <w:rFonts w:hint="eastAsia"/>
+          <w:rFonts w:ascii="Consolas" w:hAnsi="Consolas"/>
           <w:sz w:val="28"/>
           <w:szCs w:val="28"/>
         </w:rPr>
-        <w:t>空间映射的“方向性”</w:t>
+        <w:t>空间映射的</w:t>
+      </w:r>
+      <w:r>
+        <w:rPr>
+          <w:rFonts w:ascii="Consolas" w:hAnsi="Consolas"/>
+          <w:sz w:val="28"/>
+          <w:szCs w:val="28"/>
+        </w:rPr>
+        <w:t>“</w:t>
+      </w:r>
+      <w:r>
+        <w:rPr>
+          <w:rFonts w:ascii="Consolas" w:hAnsi="Consolas"/>
+          <w:sz w:val="28"/>
+          <w:szCs w:val="28"/>
+        </w:rPr>
+        <w:t>方向性</w:t>
+      </w:r>
+      <w:r>
+        <w:rPr>
+          <w:rFonts w:ascii="Consolas" w:hAnsi="Consolas"/>
+          <w:sz w:val="28"/>
+          <w:szCs w:val="28"/>
+        </w:rPr>
+        <w:t>”</w:t>
       </w:r>
     </w:p>
     <w:p>
@@ -1142,67 +1165,73 @@
         <w:pStyle w:val="a9"/>
         <w:ind w:left="860" w:firstLine="400"/>
         <w:rPr>
-          <w:rFonts w:hint="eastAsia"/>
-          <w:sz w:val="24"/>
-        </w:rPr>
-      </w:pPr>
-      <w:r>
-        <w:rPr>
-          <w:rFonts w:hint="eastAsia"/>
-          <w:sz w:val="24"/>
-        </w:rPr>
-        <w:t>我对PPT中的“遍历理想图像坐标(</w:t>
-      </w:r>
-      <w:proofErr w:type="spellStart"/>
-      <w:r>
-        <w:rPr>
-          <w:rFonts w:hint="eastAsia"/>
-          <w:sz w:val="24"/>
-        </w:rPr>
-        <w:t>u,v</w:t>
-      </w:r>
-      <w:proofErr w:type="spellEnd"/>
-      <w:r>
-        <w:rPr>
-          <w:rFonts w:hint="eastAsia"/>
-          <w:sz w:val="24"/>
-        </w:rPr>
-        <w:t>)，去求畸变图像坐标(</w:t>
-      </w:r>
-      <w:proofErr w:type="spellStart"/>
-      <w:r>
-        <w:rPr>
-          <w:rFonts w:hint="eastAsia"/>
-          <w:sz w:val="24"/>
-        </w:rPr>
-        <w:t>x</w:t>
-      </w:r>
-      <w:r>
-        <w:rPr>
-          <w:sz w:val="24"/>
-        </w:rPr>
-        <w:t>’’</w:t>
-      </w:r>
-      <w:r>
-        <w:rPr>
-          <w:rFonts w:hint="eastAsia"/>
-          <w:sz w:val="24"/>
-        </w:rPr>
-        <w:t>,y</w:t>
-      </w:r>
-      <w:proofErr w:type="spellEnd"/>
-      <w:r>
-        <w:rPr>
-          <w:sz w:val="24"/>
-        </w:rPr>
-        <w:t>’’</w:t>
-      </w:r>
-      <w:r>
-        <w:rPr>
-          <w:rFonts w:hint="eastAsia"/>
-          <w:sz w:val="24"/>
-        </w:rPr>
-        <w:t>)”的逻辑感到很不解。</w:t>
+          <w:rFonts w:ascii="Consolas" w:hAnsi="Consolas"/>
+          <w:sz w:val="24"/>
+        </w:rPr>
+      </w:pPr>
+      <w:r>
+        <w:rPr>
+          <w:rFonts w:ascii="Consolas" w:hAnsi="Consolas"/>
+          <w:sz w:val="24"/>
+        </w:rPr>
+        <w:lastRenderedPageBreak/>
+        <w:t>我对</w:t>
+      </w:r>
+      <w:r>
+        <w:rPr>
+          <w:rFonts w:ascii="Consolas" w:hAnsi="Consolas"/>
+          <w:sz w:val="24"/>
+        </w:rPr>
+        <w:t>PPT</w:t>
+      </w:r>
+      <w:r>
+        <w:rPr>
+          <w:rFonts w:ascii="Consolas" w:hAnsi="Consolas"/>
+          <w:sz w:val="24"/>
+        </w:rPr>
+        <w:t>中的</w:t>
+      </w:r>
+      <w:r>
+        <w:rPr>
+          <w:rFonts w:ascii="Consolas" w:hAnsi="Consolas"/>
+          <w:sz w:val="24"/>
+        </w:rPr>
+        <w:t>“</w:t>
+      </w:r>
+      <w:r>
+        <w:rPr>
+          <w:rFonts w:ascii="Consolas" w:hAnsi="Consolas"/>
+          <w:sz w:val="24"/>
+        </w:rPr>
+        <w:t>遍历理想图像坐标</w:t>
+      </w:r>
+      <w:r>
+        <w:rPr>
+          <w:rFonts w:ascii="Consolas" w:hAnsi="Consolas"/>
+          <w:sz w:val="24"/>
+        </w:rPr>
+        <w:t>(u,v)</w:t>
+      </w:r>
+      <w:r>
+        <w:rPr>
+          <w:rFonts w:ascii="Consolas" w:hAnsi="Consolas"/>
+          <w:sz w:val="24"/>
+        </w:rPr>
+        <w:t>，去求畸变图像坐标</w:t>
+      </w:r>
+      <w:r>
+        <w:rPr>
+          <w:rFonts w:ascii="Consolas" w:hAnsi="Consolas"/>
+          <w:sz w:val="24"/>
+        </w:rPr>
+        <w:t>(x’’,y’’)”</w:t>
+      </w:r>
+      <w:r>
+        <w:rPr>
+          <w:rFonts w:ascii="Consolas" w:hAnsi="Consolas"/>
+          <w:sz w:val="24"/>
+        </w:rPr>
+        <w:t>的逻辑感到很不解。</w:t>
       </w:r>
     </w:p>
     <w:p>
@@ -1210,39 +1239,37 @@
         <w:pStyle w:val="a9"/>
         <w:ind w:left="860" w:firstLine="400"/>
         <w:rPr>
-          <w:rFonts w:hint="eastAsia"/>
-          <w:sz w:val="24"/>
-        </w:rPr>
-      </w:pPr>
-      <w:r>
-        <w:rPr>
-          <w:rFonts w:hint="eastAsia"/>
+          <w:rFonts w:ascii="Consolas" w:hAnsi="Consolas"/>
+          <w:sz w:val="24"/>
+        </w:rPr>
+      </w:pPr>
+      <w:r>
+        <w:rPr>
+          <w:rFonts w:ascii="Consolas" w:hAnsi="Consolas"/>
           <w:sz w:val="24"/>
         </w:rPr>
         <w:t>我在想为什么</w:t>
       </w:r>
       <w:r>
         <w:rPr>
-          <w:rFonts w:hint="eastAsia"/>
-          <w:sz w:val="24"/>
-        </w:rPr>
-        <w:t>要从空白图倒推，通过(</w:t>
-      </w:r>
-      <w:proofErr w:type="spellStart"/>
-      <w:r>
-        <w:rPr>
-          <w:rFonts w:hint="eastAsia"/>
-          <w:sz w:val="24"/>
-        </w:rPr>
-        <w:t>u,v</w:t>
-      </w:r>
-      <w:proofErr w:type="spellEnd"/>
-      <w:r>
-        <w:rPr>
-          <w:rFonts w:hint="eastAsia"/>
-          <w:sz w:val="24"/>
-        </w:rPr>
-        <w:t>)算理想坐标那里我就卡死了，因为我不理解为什么要把平面的扔回立体的再扔回平面。</w:t>
+          <w:rFonts w:ascii="Consolas" w:hAnsi="Consolas"/>
+          <w:sz w:val="24"/>
+        </w:rPr>
+        <w:t>要从空白图倒推，通过</w:t>
+      </w:r>
+      <w:r>
+        <w:rPr>
+          <w:rFonts w:ascii="Consolas" w:hAnsi="Consolas"/>
+          <w:sz w:val="24"/>
+        </w:rPr>
+        <w:t>(u,v)</w:t>
+      </w:r>
+      <w:r>
+        <w:rPr>
+          <w:rFonts w:ascii="Consolas" w:hAnsi="Consolas"/>
+          <w:sz w:val="24"/>
+        </w:rPr>
+        <w:t>算理想坐标那里我就卡死了，因为我不理解为什么要把平面的扔回立体的再扔回平面。</w:t>
       </w:r>
     </w:p>
     <w:p>
@@ -1250,24 +1277,16 @@
         <w:pStyle w:val="a9"/>
         <w:ind w:left="860" w:firstLine="400"/>
         <w:rPr>
-          <w:rFonts w:hint="eastAsia"/>
-          <w:sz w:val="24"/>
-        </w:rPr>
-      </w:pPr>
-      <w:r>
-        <w:rPr>
-          <w:rFonts w:hint="eastAsia"/>
-          <w:sz w:val="24"/>
-        </w:rPr>
-        <w:t>随后我去查了去畸变的过程，看了一下正向去畸变和反向去畸变之</w:t>
-      </w:r>
-      <w:r>
-        <w:rPr>
-          <w:rFonts w:hint="eastAsia"/>
-          <w:sz w:val="24"/>
-        </w:rPr>
-        <w:lastRenderedPageBreak/>
-        <w:t>间的区别。</w:t>
+          <w:rFonts w:ascii="Consolas" w:hAnsi="Consolas"/>
+          <w:sz w:val="24"/>
+        </w:rPr>
+      </w:pPr>
+      <w:r>
+        <w:rPr>
+          <w:rFonts w:ascii="Consolas" w:hAnsi="Consolas"/>
+          <w:sz w:val="24"/>
+        </w:rPr>
+        <w:t>随后我去查了去畸变的过程，看了一下正向去畸变和反向去畸变之间的区别。</w:t>
       </w:r>
     </w:p>
     <w:p>
@@ -1275,13 +1294,13 @@
         <w:pStyle w:val="a9"/>
         <w:ind w:left="860" w:firstLine="400"/>
         <w:rPr>
-          <w:rFonts w:hint="eastAsia"/>
-          <w:sz w:val="24"/>
-        </w:rPr>
-      </w:pPr>
-      <w:r>
-        <w:rPr>
-          <w:rFonts w:hint="eastAsia"/>
+          <w:rFonts w:ascii="Consolas" w:hAnsi="Consolas"/>
+          <w:sz w:val="24"/>
+        </w:rPr>
+      </w:pPr>
+      <w:r>
+        <w:rPr>
+          <w:rFonts w:ascii="Consolas" w:hAnsi="Consolas"/>
           <w:sz w:val="24"/>
         </w:rPr>
         <w:t>当正向去畸变时，原理就是从畸变图中遍历所有点，然后套公式把新图的点推出来。把畸变图的点的颜色搬过去。但是这样有个很严重的问题就是，当这个地方畸变严重时，对应的新图会发生像素的堆叠与空洞。这样的图片并不是我们想要的。</w:t>
@@ -1292,20 +1311,20 @@
         <w:pStyle w:val="a9"/>
         <w:ind w:left="860" w:firstLine="400"/>
         <w:rPr>
-          <w:rFonts w:hint="eastAsia"/>
-          <w:sz w:val="24"/>
-        </w:rPr>
-      </w:pPr>
-      <w:r>
-        <w:rPr>
-          <w:rFonts w:hint="eastAsia"/>
+          <w:rFonts w:ascii="Consolas" w:hAnsi="Consolas"/>
+          <w:sz w:val="24"/>
+        </w:rPr>
+      </w:pPr>
+      <w:r>
+        <w:rPr>
+          <w:rFonts w:ascii="Consolas" w:hAnsi="Consolas"/>
           <w:sz w:val="24"/>
         </w:rPr>
         <w:t>那么反向去畸变呢？它的原理就是</w:t>
       </w:r>
       <w:r>
         <w:rPr>
-          <w:rFonts w:hint="eastAsia"/>
+          <w:rFonts w:ascii="Consolas" w:hAnsi="Consolas"/>
           <w:sz w:val="24"/>
         </w:rPr>
         <w:t>：我要去畸变，我干脆直接拿一个白板（空图像），我让白板的每个点都能在原畸变图中找到对应的点，把这个点的颜色提取过来。这样的好处就是我去畸变后的所有点都有颜色，而且不会重叠或者空洞。</w:t>
@@ -1316,16 +1335,30 @@
         <w:pStyle w:val="a9"/>
         <w:ind w:left="860" w:firstLine="400"/>
         <w:rPr>
-          <w:rFonts w:hint="eastAsia"/>
-          <w:sz w:val="24"/>
-        </w:rPr>
-      </w:pPr>
-      <w:r>
-        <w:rPr>
-          <w:rFonts w:hint="eastAsia"/>
-          <w:sz w:val="24"/>
-        </w:rPr>
-        <w:t>然后我想到了GIS中的墨卡托投影。这个投影相当于用一个圆柱将地球罩住，并将地球上的地形投影上去。而这个投影出来的地图在赤道两端极其精准，但是在极地地区变形严重（格陵兰岛甚至比非洲还要大）。</w:t>
+          <w:rFonts w:ascii="Consolas" w:hAnsi="Consolas"/>
+          <w:sz w:val="24"/>
+        </w:rPr>
+      </w:pPr>
+      <w:r>
+        <w:rPr>
+          <w:rFonts w:ascii="Consolas" w:hAnsi="Consolas"/>
+          <w:sz w:val="24"/>
+        </w:rPr>
+        <w:t>然后我想到了</w:t>
+      </w:r>
+      <w:r>
+        <w:rPr>
+          <w:rFonts w:ascii="Consolas" w:hAnsi="Consolas"/>
+          <w:sz w:val="24"/>
+        </w:rPr>
+        <w:t>GIS</w:t>
+      </w:r>
+      <w:r>
+        <w:rPr>
+          <w:rFonts w:ascii="Consolas" w:hAnsi="Consolas"/>
+          <w:sz w:val="24"/>
+        </w:rPr>
+        <w:t>中的墨卡托投影。这个投影相当于用一个圆柱将地球罩住，并将地球上的地形投影上去。而这个投影出来的地图在赤道两端极其精准，但是在极地地区变形严重（格陵兰岛甚至比非洲还要大）。</w:t>
       </w:r>
     </w:p>
     <w:p>
@@ -1333,13 +1366,13 @@
         <w:pStyle w:val="a9"/>
         <w:ind w:left="860" w:firstLine="400"/>
         <w:rPr>
-          <w:rFonts w:hint="eastAsia"/>
-          <w:sz w:val="24"/>
-        </w:rPr>
-      </w:pPr>
-      <w:r>
-        <w:rPr>
-          <w:rFonts w:hint="eastAsia"/>
+          <w:rFonts w:ascii="Consolas" w:hAnsi="Consolas"/>
+          <w:sz w:val="24"/>
+        </w:rPr>
+      </w:pPr>
+      <w:r>
+        <w:rPr>
+          <w:rFonts w:ascii="Consolas" w:hAnsi="Consolas"/>
           <w:sz w:val="24"/>
         </w:rPr>
         <w:t>那么我们要将这个地图板正，这原理也就和现在烧脑的去畸变过程一样了。</w:t>
@@ -1353,18 +1386,42 @@
           <w:numId w:val="5"/>
         </w:numPr>
         <w:rPr>
-          <w:rFonts w:hint="eastAsia"/>
+          <w:rFonts w:ascii="Consolas" w:hAnsi="Consolas"/>
           <w:sz w:val="28"/>
           <w:szCs w:val="28"/>
         </w:rPr>
       </w:pPr>
       <w:r>
         <w:rPr>
-          <w:rFonts w:hint="eastAsia"/>
+          <w:rFonts w:ascii="Consolas" w:hAnsi="Consolas"/>
           <w:sz w:val="28"/>
           <w:szCs w:val="28"/>
         </w:rPr>
-        <w:t>“归一化”认知错误</w:t>
+        <w:t>“</w:t>
+      </w:r>
+      <w:r>
+        <w:rPr>
+          <w:rFonts w:ascii="Consolas" w:hAnsi="Consolas"/>
+          <w:sz w:val="28"/>
+          <w:szCs w:val="28"/>
+        </w:rPr>
+        <w:t>归一化</w:t>
+      </w:r>
+      <w:r>
+        <w:rPr>
+          <w:rFonts w:ascii="Consolas" w:hAnsi="Consolas"/>
+          <w:sz w:val="28"/>
+          <w:szCs w:val="28"/>
+        </w:rPr>
+        <w:t>”</w:t>
+      </w:r>
+      <w:r>
+        <w:rPr>
+          <w:rFonts w:ascii="Consolas" w:hAnsi="Consolas"/>
+          <w:sz w:val="28"/>
+          <w:szCs w:val="28"/>
+        </w:rPr>
+        <w:t>认知错误</w:t>
       </w:r>
     </w:p>
     <w:p>
@@ -1372,62 +1429,126 @@
         <w:pStyle w:val="a9"/>
         <w:ind w:left="860" w:firstLine="400"/>
         <w:rPr>
-          <w:rFonts w:hint="eastAsia"/>
-          <w:sz w:val="24"/>
-        </w:rPr>
-      </w:pPr>
-      <w:r>
-        <w:rPr>
-          <w:rFonts w:hint="eastAsia"/>
-          <w:sz w:val="24"/>
-        </w:rPr>
-        <w:t>还记得我第二点提到的“我不理解为什么要把平面的扔回立体的再扔回平面”吗？这是我犯</w:t>
-      </w:r>
-      <w:r>
-        <w:rPr>
-          <w:rFonts w:hint="eastAsia"/>
+          <w:rFonts w:ascii="Consolas" w:hAnsi="Consolas"/>
+          <w:sz w:val="24"/>
+        </w:rPr>
+      </w:pPr>
+      <w:r>
+        <w:rPr>
+          <w:rFonts w:ascii="Consolas" w:hAnsi="Consolas"/>
+          <w:sz w:val="24"/>
+        </w:rPr>
+        <w:t>还记得我第二点提到的</w:t>
+      </w:r>
+      <w:r>
+        <w:rPr>
+          <w:rFonts w:ascii="Consolas" w:hAnsi="Consolas"/>
+          <w:sz w:val="24"/>
+        </w:rPr>
+        <w:t>“</w:t>
+      </w:r>
+      <w:r>
+        <w:rPr>
+          <w:rFonts w:ascii="Consolas" w:hAnsi="Consolas"/>
+          <w:sz w:val="24"/>
+        </w:rPr>
+        <w:t>我不理解为什么要把平面的扔回立体的再</w:t>
+      </w:r>
+      <w:r>
+        <w:rPr>
+          <w:rFonts w:ascii="Consolas" w:hAnsi="Consolas"/>
+          <w:sz w:val="24"/>
+        </w:rPr>
+        <w:lastRenderedPageBreak/>
+        <w:t>扔回平面</w:t>
+      </w:r>
+      <w:r>
+        <w:rPr>
+          <w:rFonts w:ascii="Consolas" w:hAnsi="Consolas"/>
+          <w:sz w:val="24"/>
+        </w:rPr>
+        <w:t>”</w:t>
+      </w:r>
+      <w:r>
+        <w:rPr>
+          <w:rFonts w:ascii="Consolas" w:hAnsi="Consolas"/>
+          <w:sz w:val="24"/>
+        </w:rPr>
+        <w:t>吗？这是我犯</w:t>
+      </w:r>
+      <w:r>
+        <w:rPr>
+          <w:rFonts w:ascii="Consolas" w:hAnsi="Consolas"/>
           <w:sz w:val="24"/>
         </w:rPr>
         <w:t>的</w:t>
       </w:r>
       <w:r>
         <w:rPr>
-          <w:rFonts w:hint="eastAsia"/>
-          <w:sz w:val="24"/>
-        </w:rPr>
-        <w:t>一个错误。我看到（X,Y,W）时，我默认将其看作</w:t>
-      </w:r>
-      <w:r>
-        <w:rPr>
-          <w:rFonts w:hint="eastAsia"/>
+          <w:rFonts w:ascii="Consolas" w:hAnsi="Consolas"/>
+          <w:sz w:val="24"/>
+        </w:rPr>
+        <w:t>一个错误。我看到（</w:t>
+      </w:r>
+      <w:r>
+        <w:rPr>
+          <w:rFonts w:ascii="Consolas" w:hAnsi="Consolas"/>
+          <w:sz w:val="24"/>
+        </w:rPr>
+        <w:t>X,Y,W</w:t>
+      </w:r>
+      <w:r>
+        <w:rPr>
+          <w:rFonts w:ascii="Consolas" w:hAnsi="Consolas"/>
+          <w:sz w:val="24"/>
+        </w:rPr>
+        <w:t>）时，我默认将其看作</w:t>
+      </w:r>
+      <w:r>
+        <w:rPr>
+          <w:rFonts w:ascii="Consolas" w:hAnsi="Consolas"/>
           <w:sz w:val="24"/>
         </w:rPr>
         <w:t>是</w:t>
       </w:r>
       <w:r>
         <w:rPr>
-          <w:rFonts w:hint="eastAsia"/>
-          <w:sz w:val="24"/>
-        </w:rPr>
-        <w:t>三维空间，然后看到后面全部除以W时</w:t>
-      </w:r>
-      <w:r>
-        <w:rPr>
-          <w:rFonts w:hint="eastAsia"/>
+          <w:rFonts w:ascii="Consolas" w:hAnsi="Consolas"/>
+          <w:sz w:val="24"/>
+        </w:rPr>
+        <w:t>三维空间，然后看到后面全部除以</w:t>
+      </w:r>
+      <w:r>
+        <w:rPr>
+          <w:rFonts w:ascii="Consolas" w:hAnsi="Consolas"/>
+          <w:sz w:val="24"/>
+        </w:rPr>
+        <w:t>W</w:t>
+      </w:r>
+      <w:r>
+        <w:rPr>
+          <w:rFonts w:ascii="Consolas" w:hAnsi="Consolas"/>
+          <w:sz w:val="24"/>
+        </w:rPr>
+        <w:t>时</w:t>
+      </w:r>
+      <w:r>
+        <w:rPr>
+          <w:rFonts w:ascii="Consolas" w:hAnsi="Consolas"/>
           <w:sz w:val="24"/>
         </w:rPr>
         <w:t>，</w:t>
       </w:r>
       <w:r>
         <w:rPr>
-          <w:rFonts w:hint="eastAsia"/>
+          <w:rFonts w:ascii="Consolas" w:hAnsi="Consolas"/>
           <w:sz w:val="24"/>
         </w:rPr>
         <w:t>又理解成了降维到二维空间</w:t>
       </w:r>
       <w:r>
         <w:rPr>
-          <w:rFonts w:hint="eastAsia"/>
+          <w:rFonts w:ascii="Consolas" w:hAnsi="Consolas"/>
           <w:sz w:val="24"/>
         </w:rPr>
         <w:t>。</w:t>
@@ -1438,13 +1559,13 @@
         <w:pStyle w:val="a9"/>
         <w:ind w:left="860" w:firstLine="400"/>
         <w:rPr>
-          <w:rFonts w:hint="eastAsia"/>
-          <w:sz w:val="24"/>
-        </w:rPr>
-      </w:pPr>
-      <w:r>
-        <w:rPr>
-          <w:rFonts w:hint="eastAsia"/>
+          <w:rFonts w:ascii="Consolas" w:hAnsi="Consolas"/>
+          <w:sz w:val="24"/>
+        </w:rPr>
+      </w:pPr>
+      <w:r>
+        <w:rPr>
+          <w:rFonts w:ascii="Consolas" w:hAnsi="Consolas"/>
           <w:sz w:val="24"/>
         </w:rPr>
         <w:t>但是，这个理解完全是错误的。</w:t>
@@ -1455,49 +1576,69 @@
         <w:pStyle w:val="a9"/>
         <w:ind w:left="860" w:firstLine="400"/>
         <w:rPr>
-          <w:rFonts w:hint="eastAsia"/>
-          <w:sz w:val="24"/>
-        </w:rPr>
-      </w:pPr>
-      <w:r>
-        <w:rPr>
-          <w:rFonts w:hint="eastAsia"/>
+          <w:rFonts w:ascii="Consolas" w:hAnsi="Consolas"/>
+          <w:sz w:val="24"/>
+        </w:rPr>
+      </w:pPr>
+      <w:r>
+        <w:rPr>
+          <w:rFonts w:ascii="Consolas" w:hAnsi="Consolas"/>
           <w:sz w:val="24"/>
         </w:rPr>
         <w:t>首先，</w:t>
       </w:r>
       <w:r>
         <w:rPr>
-          <w:rFonts w:hint="eastAsia"/>
+          <w:rFonts w:ascii="Consolas" w:hAnsi="Consolas"/>
           <w:sz w:val="24"/>
         </w:rPr>
         <w:t>在去畸变时，</w:t>
       </w:r>
       <w:r>
         <w:rPr>
-          <w:rFonts w:hint="eastAsia"/>
-          <w:sz w:val="24"/>
-        </w:rPr>
-        <w:t>根本不存在物理上的深度Z！所谓的W只是一</w:t>
-      </w:r>
-      <w:r>
-        <w:rPr>
-          <w:rFonts w:hint="eastAsia"/>
-          <w:sz w:val="24"/>
-        </w:rPr>
-        <w:lastRenderedPageBreak/>
-        <w:t>个为了应付矩阵运算而发明出来的一个占位符！坐标自始至终都是</w:t>
-      </w:r>
-      <w:r>
-        <w:rPr>
-          <w:rFonts w:hint="eastAsia"/>
+          <w:rFonts w:ascii="Consolas" w:hAnsi="Consolas"/>
+          <w:sz w:val="24"/>
+        </w:rPr>
+        <w:t>根本不存在物理上的深度</w:t>
+      </w:r>
+      <w:r>
+        <w:rPr>
+          <w:rFonts w:ascii="Consolas" w:hAnsi="Consolas"/>
+          <w:sz w:val="24"/>
+        </w:rPr>
+        <w:t>Z</w:t>
+      </w:r>
+      <w:r>
+        <w:rPr>
+          <w:rFonts w:ascii="Consolas" w:hAnsi="Consolas"/>
+          <w:sz w:val="24"/>
+        </w:rPr>
+        <w:t>！所谓的</w:t>
+      </w:r>
+      <w:r>
+        <w:rPr>
+          <w:rFonts w:ascii="Consolas" w:hAnsi="Consolas"/>
+          <w:sz w:val="24"/>
+        </w:rPr>
+        <w:t>W</w:t>
+      </w:r>
+      <w:r>
+        <w:rPr>
+          <w:rFonts w:ascii="Consolas" w:hAnsi="Consolas"/>
+          <w:sz w:val="24"/>
+        </w:rPr>
+        <w:t>只是一个为了应付矩阵运算而发明出来的一个占位符！坐标自始至终都是</w:t>
+      </w:r>
+      <w:r>
+        <w:rPr>
+          <w:rFonts w:ascii="Consolas" w:hAnsi="Consolas"/>
           <w:sz w:val="24"/>
         </w:rPr>
         <w:t>在</w:t>
       </w:r>
       <w:r>
         <w:rPr>
-          <w:rFonts w:hint="eastAsia"/>
+          <w:rFonts w:ascii="Consolas" w:hAnsi="Consolas"/>
           <w:sz w:val="24"/>
         </w:rPr>
         <w:t>同一个平面上进行的运算。</w:t>
@@ -1508,37 +1649,51 @@
         <w:pStyle w:val="a9"/>
         <w:ind w:left="860" w:firstLine="400"/>
         <w:rPr>
-          <w:rFonts w:hint="eastAsia"/>
-          <w:sz w:val="24"/>
-        </w:rPr>
-      </w:pPr>
-      <w:r>
-        <w:rPr>
-          <w:rFonts w:hint="eastAsia"/>
-          <w:sz w:val="24"/>
-        </w:rPr>
-        <w:t>因为一个二维矩阵[X,Y]</w:t>
-      </w:r>
-      <w:r>
-        <w:rPr>
-          <w:rFonts w:hint="eastAsia"/>
-          <w:sz w:val="24"/>
-        </w:rPr>
-        <w:t>T</w:t>
-      </w:r>
-      <w:r>
-        <w:rPr>
-          <w:rFonts w:hint="eastAsia"/>
+          <w:rFonts w:ascii="Consolas" w:hAnsi="Consolas"/>
+          <w:sz w:val="24"/>
+        </w:rPr>
+      </w:pPr>
+      <w:r>
+        <w:rPr>
+          <w:rFonts w:ascii="Consolas" w:hAnsi="Consolas"/>
+          <w:sz w:val="24"/>
+        </w:rPr>
+        <w:t>因为一个二维矩阵</w:t>
+      </w:r>
+      <w:r>
+        <w:rPr>
+          <w:rFonts w:ascii="Consolas" w:hAnsi="Consolas"/>
+          <w:sz w:val="24"/>
+        </w:rPr>
+        <w:t>[X,Y]T</w:t>
+      </w:r>
+      <w:r>
+        <w:rPr>
+          <w:rFonts w:ascii="Consolas" w:hAnsi="Consolas"/>
           <w:sz w:val="24"/>
         </w:rPr>
         <w:t>，旋转是矩阵乘法，而平移是矩阵加法</w:t>
       </w:r>
       <w:r>
         <w:rPr>
-          <w:rFonts w:hint="eastAsia"/>
-          <w:sz w:val="24"/>
-        </w:rPr>
-        <w:t>。计算机在处理平移+旋转时，需要进行两步操作。</w:t>
+          <w:rFonts w:ascii="Consolas" w:hAnsi="Consolas"/>
+          <w:sz w:val="24"/>
+        </w:rPr>
+        <w:t>。计算机在处理平移</w:t>
+      </w:r>
+      <w:r>
+        <w:rPr>
+          <w:rFonts w:ascii="Consolas" w:hAnsi="Consolas"/>
+          <w:sz w:val="24"/>
+        </w:rPr>
+        <w:t>+</w:t>
+      </w:r>
+      <w:r>
+        <w:rPr>
+          <w:rFonts w:ascii="Consolas" w:hAnsi="Consolas"/>
+          <w:sz w:val="24"/>
+        </w:rPr>
+        <w:t>旋转时，需要进行两步操作。</w:t>
       </w:r>
     </w:p>
     <w:p>
@@ -1546,16 +1701,58 @@
         <w:pStyle w:val="a9"/>
         <w:ind w:left="860" w:firstLine="400"/>
         <w:rPr>
-          <w:rFonts w:hint="eastAsia"/>
-          <w:sz w:val="24"/>
-        </w:rPr>
-      </w:pPr>
-      <w:r>
-        <w:rPr>
-          <w:rFonts w:hint="eastAsia"/>
-          <w:sz w:val="24"/>
-        </w:rPr>
-        <w:t>而我如果强行加一个“维度”W并赋值W = 1呢？</w:t>
+          <w:rFonts w:ascii="Consolas" w:hAnsi="Consolas"/>
+          <w:sz w:val="24"/>
+        </w:rPr>
+      </w:pPr>
+      <w:r>
+        <w:rPr>
+          <w:rFonts w:ascii="Consolas" w:hAnsi="Consolas"/>
+          <w:sz w:val="24"/>
+        </w:rPr>
+        <w:t>而我如果强行加一个</w:t>
+      </w:r>
+      <w:r>
+        <w:rPr>
+          <w:rFonts w:ascii="Consolas" w:hAnsi="Consolas"/>
+          <w:sz w:val="24"/>
+        </w:rPr>
+        <w:t>“</w:t>
+      </w:r>
+      <w:r>
+        <w:rPr>
+          <w:rFonts w:ascii="Consolas" w:hAnsi="Consolas"/>
+          <w:sz w:val="24"/>
+        </w:rPr>
+        <w:t>维度</w:t>
+      </w:r>
+      <w:r>
+        <w:rPr>
+          <w:rFonts w:ascii="Consolas" w:hAnsi="Consolas"/>
+          <w:sz w:val="24"/>
+        </w:rPr>
+        <w:t>”W</w:t>
+      </w:r>
+      <w:r>
+        <w:rPr>
+          <w:rFonts w:ascii="Consolas" w:hAnsi="Consolas"/>
+          <w:sz w:val="24"/>
+        </w:rPr>
+        <w:t>并赋值</w:t>
+      </w:r>
+      <w:r>
+        <w:rPr>
+          <w:rFonts w:ascii="Consolas" w:hAnsi="Consolas"/>
+          <w:sz w:val="24"/>
+        </w:rPr>
+        <w:t>W = 1</w:t>
+      </w:r>
+      <w:r>
+        <w:rPr>
+          <w:rFonts w:ascii="Consolas" w:hAnsi="Consolas"/>
+          <w:sz w:val="24"/>
+        </w:rPr>
+        <w:t>呢？</w:t>
       </w:r>
     </w:p>
     <w:p>
@@ -1563,30 +1760,44 @@
         <w:pStyle w:val="a9"/>
         <w:ind w:left="860" w:firstLine="400"/>
         <w:rPr>
-          <w:rFonts w:hint="eastAsia"/>
-          <w:sz w:val="24"/>
-        </w:rPr>
-      </w:pPr>
-      <w:r>
-        <w:rPr>
-          <w:rFonts w:hint="eastAsia"/>
-          <w:sz w:val="24"/>
-        </w:rPr>
-        <w:t>我强行把它变成[X,Y,W]</w:t>
-      </w:r>
-      <w:r>
-        <w:rPr>
-          <w:rFonts w:hint="eastAsia"/>
-          <w:sz w:val="24"/>
-        </w:rPr>
-        <w:t>T</w:t>
-      </w:r>
-      <w:r>
-        <w:rPr>
-          <w:rFonts w:hint="eastAsia"/>
-          <w:sz w:val="24"/>
-        </w:rPr>
-        <w:t>，这样我就可以一步到位，直接平移+旋转完成运算。这在数学上叫齐次化。</w:t>
+          <w:rFonts w:ascii="Consolas" w:hAnsi="Consolas"/>
+          <w:sz w:val="24"/>
+        </w:rPr>
+      </w:pPr>
+      <w:r>
+        <w:rPr>
+          <w:rFonts w:ascii="Consolas" w:hAnsi="Consolas"/>
+          <w:sz w:val="24"/>
+        </w:rPr>
+        <w:t>我强行把它变成</w:t>
+      </w:r>
+      <w:r>
+        <w:rPr>
+          <w:rFonts w:ascii="Consolas" w:hAnsi="Consolas"/>
+          <w:sz w:val="24"/>
+        </w:rPr>
+        <w:t>[X,Y,W]T</w:t>
+      </w:r>
+      <w:r>
+        <w:rPr>
+          <w:rFonts w:ascii="Consolas" w:hAnsi="Consolas"/>
+          <w:sz w:val="24"/>
+        </w:rPr>
+        <w:t>，这样我就可以一步到位，直接平移</w:t>
+      </w:r>
+      <w:r>
+        <w:rPr>
+          <w:rFonts w:ascii="Consolas" w:hAnsi="Consolas"/>
+          <w:sz w:val="24"/>
+        </w:rPr>
+        <w:t>+</w:t>
+      </w:r>
+      <w:r>
+        <w:rPr>
+          <w:rFonts w:ascii="Consolas" w:hAnsi="Consolas"/>
+          <w:sz w:val="24"/>
+        </w:rPr>
+        <w:t>旋转完成运算。这在数学上叫齐次化。</w:t>
       </w:r>
     </w:p>
     <w:p>
@@ -1594,42 +1805,58 @@
         <w:pStyle w:val="a9"/>
         <w:ind w:left="860" w:firstLine="400"/>
         <w:rPr>
-          <w:rFonts w:hint="eastAsia"/>
-          <w:sz w:val="24"/>
-        </w:rPr>
-      </w:pPr>
-      <w:r>
-        <w:rPr>
-          <w:rFonts w:hint="eastAsia"/>
-          <w:sz w:val="24"/>
-        </w:rPr>
-        <w:t>那么同理，在求x</w:t>
-      </w:r>
-      <w:r>
-        <w:rPr>
-          <w:sz w:val="24"/>
-        </w:rPr>
-        <w:t>’</w:t>
-      </w:r>
-      <w:r>
-        <w:rPr>
-          <w:rFonts w:hint="eastAsia"/>
-          <w:sz w:val="24"/>
-        </w:rPr>
-        <w:t>和y</w:t>
-      </w:r>
-      <w:r>
-        <w:rPr>
-          <w:sz w:val="24"/>
-        </w:rPr>
-        <w:t>’</w:t>
-      </w:r>
-      <w:r>
-        <w:rPr>
-          <w:rFonts w:hint="eastAsia"/>
-          <w:sz w:val="24"/>
-        </w:rPr>
-        <w:t>时通过除以W来计算，得到真正想要的不经过内参的无畸变的坐标的方法就是去齐次化。</w:t>
+          <w:rFonts w:ascii="Consolas" w:hAnsi="Consolas"/>
+          <w:sz w:val="24"/>
+        </w:rPr>
+      </w:pPr>
+      <w:r>
+        <w:rPr>
+          <w:rFonts w:ascii="Consolas" w:hAnsi="Consolas"/>
+          <w:sz w:val="24"/>
+        </w:rPr>
+        <w:t>那么同理，在求</w:t>
+      </w:r>
+      <w:r>
+        <w:rPr>
+          <w:rFonts w:ascii="Consolas" w:hAnsi="Consolas"/>
+          <w:sz w:val="24"/>
+        </w:rPr>
+        <w:t>x’</w:t>
+      </w:r>
+      <w:r>
+        <w:rPr>
+          <w:rFonts w:ascii="Consolas" w:hAnsi="Consolas"/>
+          <w:sz w:val="24"/>
+        </w:rPr>
+        <w:t>和</w:t>
+      </w:r>
+      <w:r>
+        <w:rPr>
+          <w:rFonts w:ascii="Consolas" w:hAnsi="Consolas"/>
+          <w:sz w:val="24"/>
+        </w:rPr>
+        <w:t>y’</w:t>
+      </w:r>
+      <w:r>
+        <w:rPr>
+          <w:rFonts w:ascii="Consolas" w:hAnsi="Consolas"/>
+          <w:sz w:val="24"/>
+        </w:rPr>
+        <w:t>时通过除以</w:t>
+      </w:r>
+      <w:r>
+        <w:rPr>
+          <w:rFonts w:ascii="Consolas" w:hAnsi="Consolas"/>
+          <w:sz w:val="24"/>
+        </w:rPr>
+        <w:t>W</w:t>
+      </w:r>
+      <w:r>
+        <w:rPr>
+          <w:rFonts w:ascii="Consolas" w:hAnsi="Consolas"/>
+          <w:sz w:val="24"/>
+        </w:rPr>
+        <w:t>来计算，得到真正想要的不经过内参的无畸变的坐标的方法就是去齐次化。</w:t>
       </w:r>
     </w:p>
     <w:p>
@@ -1637,13 +1864,13 @@
         <w:pStyle w:val="a9"/>
         <w:ind w:left="860" w:firstLine="400"/>
         <w:rPr>
-          <w:rFonts w:hint="eastAsia"/>
-          <w:sz w:val="24"/>
-        </w:rPr>
-      </w:pPr>
-      <w:r>
-        <w:rPr>
-          <w:rFonts w:hint="eastAsia"/>
+          <w:rFonts w:ascii="Consolas" w:hAnsi="Consolas"/>
+          <w:sz w:val="24"/>
+        </w:rPr>
+      </w:pPr>
+      <w:r>
+        <w:rPr>
+          <w:rFonts w:ascii="Consolas" w:hAnsi="Consolas"/>
           <w:sz w:val="24"/>
         </w:rPr>
         <w:t>对于归一化呢，我一开始的不理解啥叫归一。后来查询后我知道这玩意就是去掉量纲的一个数，我们可以把它看作比例</w:t>
@@ -1657,25 +1884,55 @@
           <w:numId w:val="5"/>
         </w:numPr>
         <w:rPr>
-          <w:rFonts w:hint="eastAsia"/>
+          <w:rFonts w:ascii="Consolas" w:hAnsi="Consolas"/>
+          <w:strike/>
           <w:sz w:val="28"/>
           <w:szCs w:val="28"/>
         </w:rPr>
       </w:pPr>
       <w:r>
         <w:rPr>
-          <w:rFonts w:hint="eastAsia"/>
+          <w:rFonts w:ascii="Consolas" w:hAnsi="Consolas"/>
+          <w:strike/>
           <w:sz w:val="28"/>
           <w:szCs w:val="28"/>
         </w:rPr>
-        <w:t>算法底层的“反直觉陷阱”</w:t>
-      </w:r>
-      <w:r>
-        <w:rPr>
-          <w:rFonts w:hint="eastAsia"/>
+        <w:t>算法底层的</w:t>
+      </w:r>
+      <w:r>
+        <w:rPr>
+          <w:rFonts w:ascii="Consolas" w:hAnsi="Consolas"/>
+          <w:strike/>
           <w:sz w:val="28"/>
           <w:szCs w:val="28"/>
         </w:rPr>
+        <w:t>“</w:t>
+      </w:r>
+      <w:r>
+        <w:rPr>
+          <w:rFonts w:ascii="Consolas" w:hAnsi="Consolas"/>
+          <w:strike/>
+          <w:sz w:val="28"/>
+          <w:szCs w:val="28"/>
+        </w:rPr>
+        <w:t>反直觉陷阱</w:t>
+      </w:r>
+      <w:r>
+        <w:rPr>
+          <w:rFonts w:ascii="Consolas" w:hAnsi="Consolas"/>
+          <w:strike/>
+          <w:sz w:val="28"/>
+          <w:szCs w:val="28"/>
+        </w:rPr>
+        <w:t>”</w:t>
+      </w:r>
+      <w:r>
+        <w:rPr>
+          <w:rFonts w:ascii="Consolas" w:hAnsi="Consolas"/>
+          <w:strike/>
+          <w:sz w:val="28"/>
+          <w:szCs w:val="28"/>
+        </w:rPr>
         <w:t>与数学的让步</w:t>
       </w:r>
     </w:p>
@@ -1684,72 +1941,87 @@
         <w:pStyle w:val="a9"/>
         <w:ind w:left="860" w:firstLine="400"/>
         <w:rPr>
-          <w:rFonts w:hint="eastAsia"/>
-          <w:sz w:val="24"/>
-        </w:rPr>
-      </w:pPr>
-      <w:r>
-        <w:rPr>
-          <w:rFonts w:hint="eastAsia"/>
-          <w:sz w:val="24"/>
-        </w:rPr>
-        <w:t>哈哈，到我最无语的一个环节了。但是这个环节足够让人感到惊艳了。那就是我已知x</w:t>
-      </w:r>
-      <w:r>
-        <w:rPr>
-          <w:sz w:val="24"/>
-        </w:rPr>
-        <w:t>’</w:t>
-      </w:r>
-      <w:r>
-        <w:rPr>
-          <w:rFonts w:hint="eastAsia"/>
-          <w:sz w:val="24"/>
-        </w:rPr>
-        <w:t>和y</w:t>
-      </w:r>
-      <w:r>
-        <w:rPr>
-          <w:sz w:val="24"/>
-        </w:rPr>
-        <w:t>’</w:t>
-      </w:r>
-      <w:r>
-        <w:rPr>
-          <w:rFonts w:hint="eastAsia"/>
-          <w:sz w:val="24"/>
-        </w:rPr>
-        <w:t>，我要求x</w:t>
-      </w:r>
-      <w:r>
-        <w:rPr>
-          <w:sz w:val="24"/>
-        </w:rPr>
-        <w:t>’’</w:t>
-      </w:r>
-      <w:r>
-        <w:rPr>
-          <w:rFonts w:hint="eastAsia"/>
-          <w:sz w:val="24"/>
-        </w:rPr>
-        <w:t>和y</w:t>
-      </w:r>
-      <w:r>
-        <w:rPr>
-          <w:sz w:val="24"/>
-        </w:rPr>
-        <w:t>’’</w:t>
-      </w:r>
-      <w:r>
-        <w:rPr>
-          <w:rFonts w:hint="eastAsia"/>
+          <w:rFonts w:ascii="Consolas" w:hAnsi="Consolas"/>
+          <w:strike/>
+          <w:sz w:val="24"/>
+        </w:rPr>
+      </w:pPr>
+      <w:r>
+        <w:rPr>
+          <w:rFonts w:ascii="Consolas" w:hAnsi="Consolas"/>
+          <w:strike/>
+          <w:sz w:val="24"/>
+        </w:rPr>
+        <w:t>哈哈，到我最无语的一个环节了。但是这个环节足够让人感到惊艳了。那就是我已知</w:t>
+      </w:r>
+      <w:r>
+        <w:rPr>
+          <w:rFonts w:ascii="Consolas" w:hAnsi="Consolas"/>
+          <w:strike/>
+          <w:sz w:val="24"/>
+        </w:rPr>
+        <w:t>x’</w:t>
+      </w:r>
+      <w:r>
+        <w:rPr>
+          <w:rFonts w:ascii="Consolas" w:hAnsi="Consolas"/>
+          <w:strike/>
+          <w:sz w:val="24"/>
+        </w:rPr>
+        <w:t>和</w:t>
+      </w:r>
+      <w:r>
+        <w:rPr>
+          <w:rFonts w:ascii="Consolas" w:hAnsi="Consolas"/>
+          <w:strike/>
+          <w:sz w:val="24"/>
+        </w:rPr>
+        <w:t>y’</w:t>
+      </w:r>
+      <w:r>
+        <w:rPr>
+          <w:rFonts w:ascii="Consolas" w:hAnsi="Consolas"/>
+          <w:strike/>
+          <w:sz w:val="24"/>
+        </w:rPr>
+        <w:t>，我要求</w:t>
+      </w:r>
+      <w:r>
+        <w:rPr>
+          <w:rFonts w:ascii="Consolas" w:hAnsi="Consolas"/>
+          <w:strike/>
+          <w:sz w:val="24"/>
+        </w:rPr>
+        <w:t>x’’</w:t>
+      </w:r>
+      <w:r>
+        <w:rPr>
+          <w:rFonts w:ascii="Consolas" w:hAnsi="Consolas"/>
+          <w:strike/>
+          <w:sz w:val="24"/>
+        </w:rPr>
+        <w:t>和</w:t>
+      </w:r>
+      <w:r>
+        <w:rPr>
+          <w:rFonts w:ascii="Consolas" w:hAnsi="Consolas"/>
+          <w:strike/>
+          <w:sz w:val="24"/>
+        </w:rPr>
+        <w:t>y’’</w:t>
+      </w:r>
+      <w:r>
+        <w:rPr>
+          <w:rFonts w:ascii="Consolas" w:hAnsi="Consolas"/>
+          <w:strike/>
           <w:sz w:val="24"/>
         </w:rPr>
         <w:t>。但放到数学上，抱歉，我敢打赌没有任何人能解出来。因为</w:t>
       </w:r>
       <w:r>
         <w:rPr>
-          <w:rFonts w:hint="eastAsia"/>
+          <w:rFonts w:ascii="Consolas" w:hAnsi="Consolas"/>
+          <w:strike/>
           <w:sz w:val="24"/>
         </w:rPr>
         <w:t>你会遇到：</w:t>
@@ -1760,434 +2032,1492 @@
         <w:pStyle w:val="a9"/>
         <w:ind w:left="860" w:firstLine="400"/>
         <w:rPr>
-          <w:rFonts w:hint="eastAsia"/>
+          <w:rFonts w:ascii="Consolas" w:hAnsi="Consolas"/>
+          <w:strike/>
+          <w:sz w:val="30"/>
+          <w:szCs w:val="30"/>
+        </w:rPr>
+      </w:pPr>
+      <w:r>
+        <w:rPr>
+          <w:rFonts w:ascii="Consolas" w:hAnsi="Consolas"/>
+          <w:strike/>
+          <w:sz w:val="30"/>
+          <w:szCs w:val="30"/>
+        </w:rPr>
+        <w:t>x''=x'*(1+</w:t>
+      </w:r>
+      <w:r>
+        <w:rPr>
+          <w:rFonts w:ascii="Consolas" w:hAnsi="Consolas"/>
+          <w:strike/>
+          <w:sz w:val="30"/>
+          <w:szCs w:val="30"/>
+        </w:rPr>
+        <w:t>已知的</w:t>
+      </w:r>
+      <w:r>
+        <w:rPr>
+          <w:rFonts w:ascii="Consolas" w:hAnsi="Consolas"/>
+          <w:strike/>
+          <w:sz w:val="30"/>
+          <w:szCs w:val="30"/>
+        </w:rPr>
+        <w:t>k1*[(x'')^2+(y'')^2]+...)</w:t>
+      </w:r>
+    </w:p>
+    <w:p>
+      <w:pPr>
+        <w:rPr>
+          <w:rFonts w:ascii="Consolas" w:hAnsi="Consolas"/>
+          <w:strike/>
+          <w:sz w:val="24"/>
+        </w:rPr>
+      </w:pPr>
+      <w:r>
+        <w:rPr>
+          <w:rFonts w:ascii="Consolas" w:hAnsi="Consolas"/>
+          <w:strike/>
+          <w:sz w:val="24"/>
+        </w:rPr>
+        <w:tab/>
+      </w:r>
+      <w:r>
+        <w:rPr>
+          <w:rFonts w:ascii="Consolas" w:hAnsi="Consolas"/>
+          <w:strike/>
+          <w:sz w:val="24"/>
+        </w:rPr>
+        <w:tab/>
+      </w:r>
+      <w:r>
+        <w:rPr>
+          <w:rFonts w:ascii="Consolas" w:hAnsi="Consolas"/>
+          <w:strike/>
+          <w:sz w:val="24"/>
+        </w:rPr>
+        <w:tab/>
+      </w:r>
+      <w:r>
+        <w:rPr>
+          <w:rFonts w:ascii="Consolas" w:hAnsi="Consolas"/>
+          <w:strike/>
+          <w:sz w:val="24"/>
+        </w:rPr>
+        <w:t>这是个隐式非线性方程。</w:t>
+      </w:r>
+    </w:p>
+    <w:p>
+      <w:pPr>
+        <w:rPr>
+          <w:rFonts w:ascii="Consolas" w:hAnsi="Consolas"/>
+          <w:strike/>
+          <w:sz w:val="24"/>
+        </w:rPr>
+      </w:pPr>
+      <w:r>
+        <w:rPr>
+          <w:rFonts w:ascii="Consolas" w:hAnsi="Consolas"/>
+          <w:strike/>
+          <w:sz w:val="24"/>
+        </w:rPr>
+        <w:lastRenderedPageBreak/>
+        <w:tab/>
+      </w:r>
+      <w:r>
+        <w:rPr>
+          <w:rFonts w:ascii="Consolas" w:hAnsi="Consolas"/>
+          <w:strike/>
+          <w:sz w:val="24"/>
+        </w:rPr>
+        <w:tab/>
+      </w:r>
+      <w:r>
+        <w:rPr>
+          <w:rFonts w:ascii="Consolas" w:hAnsi="Consolas"/>
+          <w:strike/>
+          <w:sz w:val="24"/>
+        </w:rPr>
+        <w:tab/>
+      </w:r>
+      <w:r>
+        <w:rPr>
+          <w:rFonts w:ascii="Consolas" w:hAnsi="Consolas"/>
+          <w:strike/>
+          <w:sz w:val="24"/>
+        </w:rPr>
+        <w:t>我愿意称之为：理论数学对工程数学的妥协与让步。</w:t>
+      </w:r>
+    </w:p>
+    <w:p>
+      <w:pPr>
+        <w:rPr>
+          <w:rFonts w:ascii="Consolas" w:hAnsi="Consolas"/>
+          <w:strike/>
+          <w:sz w:val="24"/>
+        </w:rPr>
+      </w:pPr>
+      <w:r>
+        <w:rPr>
+          <w:rFonts w:ascii="Consolas" w:hAnsi="Consolas"/>
+          <w:strike/>
+          <w:sz w:val="24"/>
+        </w:rPr>
+        <w:tab/>
+      </w:r>
+      <w:r>
+        <w:rPr>
+          <w:rFonts w:ascii="Consolas" w:hAnsi="Consolas"/>
+          <w:strike/>
+          <w:sz w:val="24"/>
+        </w:rPr>
+        <w:tab/>
+      </w:r>
+      <w:r>
+        <w:rPr>
+          <w:rFonts w:ascii="Consolas" w:hAnsi="Consolas"/>
+          <w:strike/>
+          <w:sz w:val="24"/>
+        </w:rPr>
+        <w:tab/>
+      </w:r>
+      <w:r>
+        <w:rPr>
+          <w:rFonts w:ascii="Consolas" w:hAnsi="Consolas"/>
+          <w:strike/>
+          <w:sz w:val="24"/>
+        </w:rPr>
+        <w:t>一个个来讲。</w:t>
+      </w:r>
+    </w:p>
+    <w:p>
+      <w:pPr>
+        <w:rPr>
+          <w:rFonts w:ascii="Consolas" w:hAnsi="Consolas"/>
+          <w:strike/>
+          <w:sz w:val="24"/>
+        </w:rPr>
+      </w:pPr>
+      <w:r>
+        <w:rPr>
+          <w:rFonts w:ascii="Consolas" w:hAnsi="Consolas"/>
+          <w:strike/>
+          <w:sz w:val="24"/>
+        </w:rPr>
+        <w:tab/>
+      </w:r>
+      <w:r>
+        <w:rPr>
+          <w:rFonts w:ascii="Consolas" w:hAnsi="Consolas"/>
+          <w:strike/>
+          <w:sz w:val="24"/>
+        </w:rPr>
+        <w:tab/>
+      </w:r>
+      <w:r>
+        <w:rPr>
+          <w:rFonts w:ascii="Consolas" w:hAnsi="Consolas"/>
+          <w:strike/>
+          <w:sz w:val="24"/>
+        </w:rPr>
+        <w:tab/>
+      </w:r>
+      <w:r>
+        <w:rPr>
+          <w:rFonts w:ascii="Consolas" w:hAnsi="Consolas"/>
+          <w:strike/>
+          <w:sz w:val="24"/>
+        </w:rPr>
+        <w:t>为什么说它</w:t>
+      </w:r>
+      <w:r>
+        <w:rPr>
+          <w:rFonts w:ascii="Consolas" w:hAnsi="Consolas"/>
+          <w:strike/>
+          <w:sz w:val="24"/>
+        </w:rPr>
+        <w:t>“</w:t>
+      </w:r>
+      <w:r>
+        <w:rPr>
+          <w:rFonts w:ascii="Consolas" w:hAnsi="Consolas"/>
+          <w:strike/>
+          <w:sz w:val="24"/>
+        </w:rPr>
+        <w:t>反直觉</w:t>
+      </w:r>
+      <w:r>
+        <w:rPr>
+          <w:rFonts w:ascii="Consolas" w:hAnsi="Consolas"/>
+          <w:strike/>
+          <w:sz w:val="24"/>
+        </w:rPr>
+        <w:t>”</w:t>
+      </w:r>
+      <w:r>
+        <w:rPr>
+          <w:rFonts w:ascii="Consolas" w:hAnsi="Consolas"/>
+          <w:strike/>
+          <w:sz w:val="24"/>
+        </w:rPr>
+        <w:t>呢？因为正常来说，在解方程时我们普遍都是</w:t>
+      </w:r>
+    </w:p>
+    <w:p>
+      <w:pPr>
+        <w:jc w:val="center"/>
+        <w:rPr>
+          <w:rFonts w:ascii="Consolas" w:hAnsi="Consolas"/>
+          <w:strike/>
           <w:sz w:val="36"/>
           <w:szCs w:val="36"/>
         </w:rPr>
       </w:pPr>
       <w:r>
         <w:rPr>
+          <w:rFonts w:ascii="Consolas" w:hAnsi="Consolas"/>
+          <w:strike/>
           <w:sz w:val="36"/>
           <w:szCs w:val="36"/>
         </w:rPr>
-        <w:t>x''=x'*(1+已知的k1*[(x'')^2+(y'')^2]</w:t>
-      </w:r>
-      <w:proofErr w:type="gramStart"/>
-      <w:r>
-        <w:rPr>
+        <w:t>未知数这么一坨</w:t>
+      </w:r>
+      <w:r>
+        <w:rPr>
+          <w:rFonts w:ascii="Consolas" w:hAnsi="Consolas"/>
+          <w:strike/>
           <w:sz w:val="36"/>
           <w:szCs w:val="36"/>
         </w:rPr>
-        <w:t>+...</w:t>
-      </w:r>
-      <w:proofErr w:type="gramEnd"/>
-      <w:r>
-        <w:rPr>
+        <w:t xml:space="preserve"> = </w:t>
+      </w:r>
+      <w:r>
+        <w:rPr>
+          <w:rFonts w:ascii="Consolas" w:hAnsi="Consolas"/>
+          <w:strike/>
           <w:sz w:val="36"/>
           <w:szCs w:val="36"/>
         </w:rPr>
-        <w:t>)</w:t>
-      </w:r>
-    </w:p>
-    <w:p>
-      <w:pPr>
-        <w:rPr>
-          <w:rFonts w:hint="eastAsia"/>
-          <w:sz w:val="24"/>
-        </w:rPr>
-      </w:pPr>
-      <w:r>
-        <w:rPr>
+        <w:t>常量</w:t>
+      </w:r>
+    </w:p>
+    <w:p>
+      <w:pPr>
+        <w:ind w:left="840"/>
+        <w:rPr>
+          <w:rFonts w:ascii="Consolas" w:hAnsi="Consolas"/>
+          <w:strike/>
+          <w:sz w:val="24"/>
+        </w:rPr>
+      </w:pPr>
+      <w:r>
+        <w:rPr>
+          <w:rFonts w:ascii="Consolas" w:hAnsi="Consolas"/>
+          <w:strike/>
+          <w:sz w:val="24"/>
+        </w:rPr>
+        <w:t>这样就能算出未知数的结果，而且更关键的是我已经知道了除了要求的数以外的全部的量。那凭直觉来说是不是这个未知数绝对能够计算</w:t>
+      </w:r>
+      <w:r>
+        <w:rPr>
+          <w:rFonts w:ascii="Consolas" w:hAnsi="Consolas"/>
+          <w:strike/>
+          <w:sz w:val="24"/>
+        </w:rPr>
+        <w:t>出来</w:t>
+      </w:r>
+      <w:r>
+        <w:rPr>
+          <w:rFonts w:ascii="Consolas" w:hAnsi="Consolas"/>
+          <w:strike/>
+          <w:sz w:val="24"/>
+        </w:rPr>
+        <w:t>？</w:t>
+      </w:r>
+    </w:p>
+    <w:p>
+      <w:pPr>
+        <w:ind w:left="840"/>
+        <w:rPr>
+          <w:rFonts w:ascii="Consolas" w:hAnsi="Consolas"/>
+          <w:strike/>
+          <w:sz w:val="24"/>
+        </w:rPr>
+      </w:pPr>
+      <w:r>
+        <w:rPr>
+          <w:rFonts w:ascii="Consolas" w:hAnsi="Consolas"/>
+          <w:strike/>
           <w:sz w:val="24"/>
         </w:rPr>
         <w:tab/>
       </w:r>
       <w:r>
         <w:rPr>
+          <w:rFonts w:ascii="Consolas" w:hAnsi="Consolas"/>
+          <w:strike/>
+          <w:sz w:val="24"/>
+        </w:rPr>
+        <w:t>但放到这里就截然不同了。</w:t>
+      </w:r>
+    </w:p>
+    <w:p>
+      <w:pPr>
+        <w:ind w:left="840"/>
+        <w:rPr>
+          <w:rFonts w:ascii="Consolas" w:hAnsi="Consolas"/>
+          <w:strike/>
+          <w:sz w:val="24"/>
+        </w:rPr>
+      </w:pPr>
+      <w:r>
+        <w:rPr>
+          <w:rFonts w:ascii="Consolas" w:hAnsi="Consolas"/>
+          <w:strike/>
           <w:sz w:val="24"/>
         </w:rPr>
         <w:tab/>
       </w:r>
       <w:r>
         <w:rPr>
+          <w:rFonts w:ascii="Consolas" w:hAnsi="Consolas"/>
+          <w:strike/>
+          <w:sz w:val="24"/>
+        </w:rPr>
+        <w:t>因为你要面对的是</w:t>
+      </w:r>
+      <w:r>
+        <w:rPr>
+          <w:rFonts w:ascii="Consolas" w:hAnsi="Consolas"/>
+          <w:strike/>
+          <w:sz w:val="24"/>
+        </w:rPr>
+        <w:t>x’’</w:t>
+      </w:r>
+      <w:r>
+        <w:rPr>
+          <w:rFonts w:ascii="Consolas" w:hAnsi="Consolas"/>
+          <w:strike/>
+          <w:sz w:val="24"/>
+        </w:rPr>
+        <w:t>被死死锁在等号右边的平方项，甚至</w:t>
+      </w:r>
+      <w:r>
+        <w:rPr>
+          <w:rFonts w:ascii="Consolas" w:hAnsi="Consolas"/>
+          <w:strike/>
+          <w:sz w:val="24"/>
+        </w:rPr>
+        <w:t>6</w:t>
+      </w:r>
+      <w:r>
+        <w:rPr>
+          <w:rFonts w:ascii="Consolas" w:hAnsi="Consolas"/>
+          <w:strike/>
+          <w:sz w:val="24"/>
+        </w:rPr>
+        <w:t>次项中！</w:t>
+      </w:r>
+      <w:r>
+        <w:rPr>
+          <w:rFonts w:ascii="Consolas" w:hAnsi="Consolas"/>
+          <w:strike/>
+          <w:sz w:val="24"/>
+        </w:rPr>
+        <w:t>这是无</w:t>
+      </w:r>
+      <w:r>
+        <w:rPr>
+          <w:rFonts w:ascii="Consolas" w:hAnsi="Consolas"/>
+          <w:strike/>
+          <w:sz w:val="24"/>
+        </w:rPr>
+        <w:t>显式</w:t>
+      </w:r>
+      <w:r>
+        <w:rPr>
+          <w:rFonts w:ascii="Consolas" w:hAnsi="Consolas"/>
+          <w:strike/>
+          <w:sz w:val="24"/>
+        </w:rPr>
+        <w:t>解的！</w:t>
+      </w:r>
+    </w:p>
+    <w:p>
+      <w:pPr>
+        <w:ind w:left="840"/>
+        <w:rPr>
+          <w:rFonts w:ascii="Consolas" w:hAnsi="Consolas"/>
+          <w:strike/>
+          <w:sz w:val="24"/>
+        </w:rPr>
+      </w:pPr>
+      <w:r>
+        <w:rPr>
+          <w:rFonts w:ascii="Consolas" w:hAnsi="Consolas"/>
+          <w:strike/>
           <w:sz w:val="24"/>
         </w:rPr>
         <w:tab/>
       </w:r>
       <w:r>
         <w:rPr>
-          <w:rFonts w:hint="eastAsia"/>
-          <w:sz w:val="24"/>
-        </w:rPr>
-        <w:t>这是个隐式非线性方程。</w:t>
-      </w:r>
-    </w:p>
-    <w:p>
-      <w:pPr>
-        <w:rPr>
-          <w:rFonts w:hint="eastAsia"/>
-          <w:sz w:val="24"/>
-        </w:rPr>
-      </w:pPr>
-      <w:r>
-        <w:rPr>
-          <w:sz w:val="24"/>
-        </w:rPr>
+          <w:rFonts w:ascii="Consolas" w:hAnsi="Consolas"/>
+          <w:strike/>
+          <w:sz w:val="24"/>
+        </w:rPr>
+        <w:t>既然干不成，那就别干了。我猜写这个函数的工程师也是这样想的。既然算不出来，那我就假设它没畸变，令</w:t>
+      </w:r>
+      <w:r>
+        <w:rPr>
+          <w:rFonts w:ascii="Consolas" w:hAnsi="Consolas"/>
+          <w:strike/>
+          <w:sz w:val="24"/>
+        </w:rPr>
+        <w:t>x’=x’’</w:t>
+      </w:r>
+      <w:r>
+        <w:rPr>
+          <w:rFonts w:ascii="Consolas" w:hAnsi="Consolas"/>
+          <w:strike/>
+          <w:sz w:val="24"/>
+        </w:rPr>
+        <w:t>，</w:t>
+      </w:r>
+      <w:r>
+        <w:rPr>
+          <w:rFonts w:ascii="Consolas" w:hAnsi="Consolas"/>
+          <w:strike/>
+          <w:sz w:val="24"/>
+        </w:rPr>
+        <w:t>y’=y’’</w:t>
+      </w:r>
+      <w:r>
+        <w:rPr>
+          <w:rFonts w:ascii="Consolas" w:hAnsi="Consolas"/>
+          <w:strike/>
+          <w:sz w:val="24"/>
+        </w:rPr>
+        <w:t>，直接往里代，计算出结果再代入进公式继续求解。不断重复直到这个值收敛到一个值。此时这个值就非常接近标准答案了。就像</w:t>
+      </w:r>
+      <w:r>
+        <w:rPr>
+          <w:rFonts w:ascii="Consolas" w:hAnsi="Consolas"/>
+          <w:strike/>
+          <w:sz w:val="24"/>
+        </w:rPr>
+        <w:t>是求</w:t>
+      </w:r>
+      <w:r>
+        <w:rPr>
+          <w:rFonts w:ascii="Consolas" w:hAnsi="Consolas"/>
+          <w:strike/>
+          <w:sz w:val="24"/>
+        </w:rPr>
+        <w:t>2^(1/2),</w:t>
+      </w:r>
+      <w:r>
+        <w:rPr>
+          <w:rFonts w:ascii="Consolas" w:hAnsi="Consolas"/>
+          <w:strike/>
+          <w:sz w:val="24"/>
+        </w:rPr>
+        <w:t>你永远得不到根号</w:t>
+      </w:r>
+      <w:r>
+        <w:rPr>
+          <w:rFonts w:ascii="Consolas" w:hAnsi="Consolas"/>
+          <w:strike/>
+          <w:sz w:val="24"/>
+        </w:rPr>
+        <w:t>2</w:t>
+      </w:r>
+      <w:r>
+        <w:rPr>
+          <w:rFonts w:ascii="Consolas" w:hAnsi="Consolas"/>
+          <w:strike/>
+          <w:sz w:val="24"/>
+        </w:rPr>
+        <w:t>的精确值。所以你只能通过</w:t>
+      </w:r>
+      <w:r>
+        <w:rPr>
+          <w:rFonts w:ascii="Consolas" w:hAnsi="Consolas"/>
+          <w:strike/>
+          <w:sz w:val="24"/>
+        </w:rPr>
+        <w:t>x</w:t>
+      </w:r>
+      <w:r>
+        <w:rPr>
+          <w:rFonts w:ascii="Consolas" w:hAnsi="Consolas"/>
+          <w:strike/>
+          <w:sz w:val="24"/>
+          <w:vertAlign w:val="subscript"/>
+        </w:rPr>
+        <w:t>n+1</w:t>
+      </w:r>
+      <w:r>
+        <w:rPr>
+          <w:rFonts w:ascii="Consolas" w:hAnsi="Consolas"/>
+          <w:strike/>
+          <w:sz w:val="24"/>
+        </w:rPr>
+        <w:t>=(x</w:t>
+      </w:r>
+      <w:r>
+        <w:rPr>
+          <w:rFonts w:ascii="Consolas" w:hAnsi="Consolas"/>
+          <w:strike/>
+          <w:sz w:val="24"/>
+          <w:vertAlign w:val="subscript"/>
+        </w:rPr>
+        <w:t>n</w:t>
+      </w:r>
+      <w:r>
+        <w:rPr>
+          <w:rFonts w:ascii="Consolas" w:hAnsi="Consolas"/>
+          <w:strike/>
+          <w:sz w:val="24"/>
+        </w:rPr>
+        <w:t>+2/x</w:t>
+      </w:r>
+      <w:r>
+        <w:rPr>
+          <w:rFonts w:ascii="Consolas" w:hAnsi="Consolas"/>
+          <w:strike/>
+          <w:sz w:val="24"/>
+          <w:vertAlign w:val="subscript"/>
+        </w:rPr>
+        <w:t>n</w:t>
+      </w:r>
+      <w:r>
+        <w:rPr>
+          <w:rFonts w:ascii="Consolas" w:hAnsi="Consolas"/>
+          <w:strike/>
+          <w:sz w:val="24"/>
+        </w:rPr>
+        <w:t>)/2</w:t>
+      </w:r>
+      <w:r>
+        <w:rPr>
+          <w:rFonts w:ascii="Consolas" w:hAnsi="Consolas"/>
+          <w:strike/>
+          <w:sz w:val="24"/>
+        </w:rPr>
+        <w:t>不断逼近</w:t>
+      </w:r>
+      <w:r>
+        <w:rPr>
+          <w:rFonts w:ascii="Consolas" w:hAnsi="Consolas"/>
+          <w:strike/>
+          <w:sz w:val="24"/>
+        </w:rPr>
+        <w:t>。这个就是迭代法。</w:t>
+      </w:r>
+    </w:p>
+    <w:p>
+      <w:pPr>
+        <w:ind w:left="840"/>
+        <w:rPr>
+          <w:rFonts w:ascii="Consolas" w:hAnsi="Consolas"/>
+          <w:sz w:val="24"/>
+        </w:rPr>
+      </w:pPr>
+      <w:r>
+        <w:rPr>
+          <w:rFonts w:ascii="Consolas" w:hAnsi="Consolas"/>
+          <w:sz w:val="24"/>
+        </w:rPr>
+        <w:t>2026.10.10</w:t>
+      </w:r>
+      <w:r>
+        <w:rPr>
+          <w:rFonts w:ascii="Consolas" w:hAnsi="Consolas"/>
+          <w:sz w:val="24"/>
+        </w:rPr>
+        <w:t>：</w:t>
+      </w:r>
+    </w:p>
+    <w:p>
+      <w:pPr>
+        <w:ind w:left="840"/>
+        <w:rPr>
+          <w:rFonts w:ascii="Consolas" w:hAnsi="Consolas"/>
+          <w:sz w:val="24"/>
+        </w:rPr>
+      </w:pPr>
+      <w:r>
+        <w:rPr>
+          <w:rFonts w:ascii="Consolas" w:hAnsi="Consolas"/>
+          <w:sz w:val="24"/>
+        </w:rPr>
+        <w:t>为啥把上面的都划掉呢？因为我文档看错了</w:t>
+      </w:r>
+      <w:r>
+        <w:rPr>
+          <w:rFonts w:ascii="Consolas" w:hAnsi="Consolas"/>
+          <w:sz w:val="24"/>
+        </w:rPr>
+        <w:t>。</w:t>
+      </w:r>
+      <w:r>
+        <w:rPr>
+          <w:rFonts w:ascii="Consolas" w:hAnsi="Consolas"/>
+          <w:sz w:val="24"/>
+        </w:rPr>
+        <w:t>（对的，看串了</w:t>
+      </w:r>
+      <w:r>
+        <w:rPr>
+          <w:rFonts w:ascii="Consolas" w:hAnsi="Consolas"/>
+          <w:sz w:val="24"/>
+        </w:rPr>
+        <w:t>。哈哈。</w:t>
+      </w:r>
+      <w:r>
+        <w:rPr>
+          <w:rFonts w:ascii="Consolas" w:hAnsi="Consolas"/>
+          <w:sz w:val="24"/>
+        </w:rPr>
+        <w:t>）</w:t>
+      </w:r>
+    </w:p>
+    <w:p>
+      <w:pPr>
+        <w:ind w:left="840"/>
+        <w:rPr>
+          <w:rFonts w:ascii="Consolas" w:hAnsi="Consolas"/>
+          <w:sz w:val="24"/>
+        </w:rPr>
+      </w:pPr>
+      <w:r>
+        <w:rPr>
+          <w:rFonts w:ascii="Consolas" w:hAnsi="Consolas"/>
+          <w:sz w:val="24"/>
+        </w:rPr>
+        <w:t>我原本以为：</w:t>
+      </w:r>
+    </w:p>
+    <w:p>
+      <w:pPr>
+        <w:rPr>
+          <w:rFonts w:ascii="Consolas" w:hAnsi="Consolas"/>
+          <w:sz w:val="24"/>
+        </w:rPr>
+      </w:pPr>
+      <w:r>
+        <w:rPr>
+          <w:rFonts w:ascii="Consolas" w:hAnsi="Consolas"/>
+          <w:sz w:val="24"/>
+        </w:rPr>
+        <w:lastRenderedPageBreak/>
         <w:tab/>
       </w:r>
       <w:r>
         <w:rPr>
+          <w:rFonts w:ascii="Consolas" w:hAnsi="Consolas"/>
           <w:sz w:val="24"/>
         </w:rPr>
         <w:tab/>
       </w:r>
       <w:r>
         <w:rPr>
+          <w:rFonts w:ascii="Consolas" w:hAnsi="Consolas"/>
+          <w:sz w:val="24"/>
+        </w:rPr>
+        <w:t>我们要求</w:t>
+      </w:r>
+      <w:r>
+        <w:rPr>
+          <w:rFonts w:ascii="Consolas" w:hAnsi="Consolas"/>
+          <w:sz w:val="24"/>
+        </w:rPr>
+        <w:t>x’’</w:t>
+      </w:r>
+      <w:r>
+        <w:rPr>
+          <w:rFonts w:ascii="Consolas" w:hAnsi="Consolas"/>
+          <w:sz w:val="24"/>
+        </w:rPr>
+        <w:t>，但是</w:t>
+      </w:r>
+      <w:r>
+        <w:rPr>
+          <w:rFonts w:ascii="Consolas" w:hAnsi="Consolas"/>
+          <w:sz w:val="24"/>
+        </w:rPr>
+        <w:t>x’’</w:t>
+      </w:r>
+      <w:r>
+        <w:rPr>
+          <w:rFonts w:ascii="Consolas" w:hAnsi="Consolas"/>
+          <w:sz w:val="24"/>
+        </w:rPr>
+        <w:t>这一坨是个隐式方程，无显式解所以必须迭代出近似值。</w:t>
+      </w:r>
+    </w:p>
+    <w:p>
+      <w:pPr>
+        <w:rPr>
+          <w:rFonts w:ascii="Consolas" w:hAnsi="Consolas"/>
+          <w:sz w:val="24"/>
+        </w:rPr>
+      </w:pPr>
+      <w:r>
+        <w:rPr>
+          <w:rFonts w:ascii="Consolas" w:hAnsi="Consolas"/>
           <w:sz w:val="24"/>
         </w:rPr>
         <w:tab/>
       </w:r>
       <w:r>
         <w:rPr>
-          <w:rFonts w:hint="eastAsia"/>
-          <w:sz w:val="24"/>
-        </w:rPr>
-        <w:t>我愿意称之为：理论数学对工程数学的妥协与让步。</w:t>
-      </w:r>
-    </w:p>
-    <w:p>
-      <w:pPr>
-        <w:rPr>
-          <w:rFonts w:hint="eastAsia"/>
-          <w:sz w:val="24"/>
-        </w:rPr>
-      </w:pPr>
-      <w:r>
-        <w:rPr>
+          <w:rFonts w:ascii="Consolas" w:hAnsi="Consolas"/>
           <w:sz w:val="24"/>
         </w:rPr>
         <w:tab/>
       </w:r>
       <w:r>
         <w:rPr>
+          <w:rFonts w:ascii="Consolas" w:hAnsi="Consolas"/>
+          <w:sz w:val="24"/>
+        </w:rPr>
+        <w:t>但实际上：</w:t>
+      </w:r>
+    </w:p>
+    <w:p>
+      <w:pPr>
+        <w:rPr>
+          <w:rFonts w:ascii="Consolas" w:hAnsi="Consolas"/>
+          <w:sz w:val="24"/>
+        </w:rPr>
+      </w:pPr>
+      <w:r>
+        <w:rPr>
+          <w:rFonts w:ascii="Consolas" w:hAnsi="Consolas"/>
           <w:sz w:val="24"/>
         </w:rPr>
         <w:tab/>
       </w:r>
       <w:r>
         <w:rPr>
+          <w:rFonts w:ascii="Consolas" w:hAnsi="Consolas"/>
           <w:sz w:val="24"/>
         </w:rPr>
         <w:tab/>
       </w:r>
-      <w:r>
-        <w:rPr>
-          <w:rFonts w:hint="eastAsia"/>
-          <w:sz w:val="24"/>
-        </w:rPr>
-        <w:t>一个个来讲。</w:t>
-      </w:r>
-    </w:p>
-    <w:p>
-      <w:pPr>
-        <w:rPr>
-          <w:rFonts w:hint="eastAsia"/>
-          <w:sz w:val="24"/>
-        </w:rPr>
-      </w:pPr>
-      <w:r>
-        <w:rPr>
+      <w:commentRangeStart w:id="0"/>
+      <w:r>
+        <w:rPr>
+          <w:rFonts w:ascii="Consolas" w:hAnsi="Consolas"/>
+          <w:sz w:val="24"/>
+        </w:rPr>
+        <w:t>正向</w:t>
+      </w:r>
+      <w:r>
+        <w:rPr>
+          <w:rFonts w:ascii="Consolas" w:hAnsi="Consolas"/>
+          <w:sz w:val="24"/>
+        </w:rPr>
+        <w:t>映射</w:t>
+      </w:r>
+      <w:r>
+        <w:rPr>
+          <w:rFonts w:ascii="Consolas" w:hAnsi="Consolas"/>
+          <w:sz w:val="24"/>
+        </w:rPr>
+        <w:t>不</w:t>
+      </w:r>
+      <w:r>
+        <w:rPr>
+          <w:rFonts w:ascii="Consolas" w:hAnsi="Consolas" w:hint="eastAsia"/>
+          <w:sz w:val="24"/>
+        </w:rPr>
+        <w:t>准确</w:t>
+      </w:r>
+      <w:r>
+        <w:rPr>
+          <w:rFonts w:ascii="Consolas" w:hAnsi="Consolas"/>
+          <w:sz w:val="24"/>
+        </w:rPr>
+        <w:t>,</w:t>
+      </w:r>
+      <w:r>
+        <w:rPr>
+          <w:rFonts w:ascii="Consolas" w:hAnsi="Consolas"/>
+          <w:sz w:val="24"/>
+        </w:rPr>
+        <w:t>用</w:t>
+      </w:r>
+      <w:r>
+        <w:rPr>
+          <w:rFonts w:ascii="Consolas" w:hAnsi="Consolas"/>
+          <w:sz w:val="24"/>
+          <w:u w:val="single"/>
+        </w:rPr>
+        <w:t>反向</w:t>
+      </w:r>
+      <w:r>
+        <w:rPr>
+          <w:rFonts w:ascii="Consolas" w:hAnsi="Consolas"/>
+          <w:sz w:val="24"/>
+          <w:u w:val="single"/>
+        </w:rPr>
+        <w:t>映射</w:t>
+      </w:r>
+      <w:commentRangeEnd w:id="0"/>
+      <w:r>
+        <w:rPr>
+          <w:rStyle w:val="af3"/>
+          <w:rFonts w:ascii="Consolas" w:hAnsi="Consolas"/>
+          <w:sz w:val="24"/>
+          <w:szCs w:val="24"/>
+        </w:rPr>
+        <w:commentReference w:id="0"/>
+      </w:r>
+      <w:r>
+        <w:rPr>
+          <w:rFonts w:ascii="Consolas" w:hAnsi="Consolas"/>
+          <w:sz w:val="24"/>
+        </w:rPr>
+        <w:t>----</w:t>
+      </w:r>
+      <w:r>
+        <w:rPr>
+          <w:rFonts w:ascii="Consolas" w:hAnsi="Consolas"/>
+          <w:sz w:val="24"/>
+        </w:rPr>
+        <w:t>从新图取点畸变后回原图拿</w:t>
+      </w:r>
+      <w:r>
+        <w:rPr>
+          <w:rFonts w:ascii="Consolas" w:hAnsi="Consolas"/>
+          <w:sz w:val="24"/>
+        </w:rPr>
+        <w:t>像素</w:t>
+      </w:r>
+      <w:r>
+        <w:rPr>
+          <w:rFonts w:ascii="Consolas" w:hAnsi="Consolas"/>
+          <w:sz w:val="24"/>
+        </w:rPr>
+        <w:t>----</w:t>
+      </w:r>
+      <w:r>
+        <w:rPr>
+          <w:rFonts w:ascii="Consolas" w:hAnsi="Consolas"/>
+          <w:sz w:val="24"/>
+        </w:rPr>
+        <w:t>点畸变，用</w:t>
+      </w:r>
+      <w:r>
+        <w:rPr>
+          <w:rFonts w:ascii="Consolas" w:hAnsi="Consolas"/>
+          <w:sz w:val="24"/>
+          <w:u w:val="single"/>
+        </w:rPr>
+        <w:t>正向畸变公式</w:t>
+      </w:r>
+      <w:r>
+        <w:rPr>
+          <w:rFonts w:ascii="Consolas" w:hAnsi="Consolas"/>
+          <w:sz w:val="24"/>
+        </w:rPr>
+        <w:t>。</w:t>
+      </w:r>
+    </w:p>
+    <w:p>
+      <w:pPr>
+        <w:rPr>
+          <w:rFonts w:ascii="Consolas" w:hAnsi="Consolas"/>
+          <w:sz w:val="24"/>
+        </w:rPr>
+      </w:pPr>
+      <w:r>
+        <w:rPr>
+          <w:rFonts w:ascii="Consolas" w:hAnsi="Consolas"/>
           <w:sz w:val="24"/>
         </w:rPr>
         <w:tab/>
       </w:r>
       <w:r>
         <w:rPr>
+          <w:rFonts w:ascii="Consolas" w:hAnsi="Consolas"/>
           <w:sz w:val="24"/>
         </w:rPr>
         <w:tab/>
       </w:r>
       <w:r>
         <w:rPr>
+          <w:rFonts w:ascii="Consolas" w:hAnsi="Consolas"/>
+          <w:sz w:val="24"/>
+        </w:rPr>
+        <w:t>我把反向</w:t>
+      </w:r>
+      <w:r>
+        <w:rPr>
+          <w:rFonts w:ascii="Consolas" w:hAnsi="Consolas"/>
+          <w:sz w:val="24"/>
+        </w:rPr>
+        <w:t>映射</w:t>
+      </w:r>
+      <w:r>
+        <w:rPr>
+          <w:rFonts w:ascii="Consolas" w:hAnsi="Consolas"/>
+          <w:sz w:val="24"/>
+        </w:rPr>
+        <w:t>和用畸变公式糊在一起了。所以这一块理解自然错了。</w:t>
+      </w:r>
+    </w:p>
+    <w:p>
+      <w:pPr>
+        <w:rPr>
+          <w:rFonts w:ascii="Consolas" w:hAnsi="Consolas"/>
+          <w:sz w:val="24"/>
+        </w:rPr>
+      </w:pPr>
+      <w:r>
+        <w:rPr>
+          <w:rFonts w:ascii="Consolas" w:hAnsi="Consolas"/>
+          <w:noProof/>
+          <w:sz w:val="24"/>
+        </w:rPr>
+        <w:drawing>
+          <wp:anchor distT="0" distB="0" distL="114300" distR="114300" simplePos="0" relativeHeight="251660288" behindDoc="0" locked="0" layoutInCell="1" allowOverlap="1" wp14:anchorId="51F1F921" wp14:editId="362884C8">
+            <wp:simplePos x="0" y="0"/>
+            <wp:positionH relativeFrom="margin">
+              <wp:align>center</wp:align>
+            </wp:positionH>
+            <wp:positionV relativeFrom="paragraph">
+              <wp:posOffset>739140</wp:posOffset>
+            </wp:positionV>
+            <wp:extent cx="4375150" cy="2616200"/>
+            <wp:effectExtent l="0" t="0" r="6350" b="0"/>
+            <wp:wrapTopAndBottom/>
+            <wp:docPr id="727510887" name="图片 1"/>
+            <wp:cNvGraphicFramePr>
+              <a:graphicFrameLocks xmlns:a="http://schemas.openxmlformats.org/drawingml/2006/main" noChangeAspect="1"/>
+            </wp:cNvGraphicFramePr>
+            <a:graphic xmlns:a="http://schemas.openxmlformats.org/drawingml/2006/main">
+              <a:graphicData uri="http://schemas.openxmlformats.org/drawingml/2006/picture">
+                <pic:pic xmlns:pic="http://schemas.openxmlformats.org/drawingml/2006/picture">
+                  <pic:nvPicPr>
+                    <pic:cNvPr id="0" name="Picture 1"/>
+                    <pic:cNvPicPr>
+                      <a:picLocks noChangeAspect="1" noChangeArrowheads="1"/>
+                    </pic:cNvPicPr>
+                  </pic:nvPicPr>
+                  <pic:blipFill>
+                    <a:blip r:embed="rId11">
+                      <a:extLst>
+                        <a:ext uri="{28A0092B-C50C-407E-A947-70E740481C1C}">
+                          <a14:useLocalDpi xmlns:a14="http://schemas.microsoft.com/office/drawing/2010/main" val="0"/>
+                        </a:ext>
+                      </a:extLst>
+                    </a:blip>
+                    <a:srcRect/>
+                    <a:stretch>
+                      <a:fillRect/>
+                    </a:stretch>
+                  </pic:blipFill>
+                  <pic:spPr bwMode="auto">
+                    <a:xfrm>
+                      <a:off x="0" y="0"/>
+                      <a:ext cx="4375150" cy="2616200"/>
+                    </a:xfrm>
+                    <a:prstGeom prst="rect">
+                      <a:avLst/>
+                    </a:prstGeom>
+                    <a:noFill/>
+                    <a:ln>
+                      <a:noFill/>
+                    </a:ln>
+                  </pic:spPr>
+                </pic:pic>
+              </a:graphicData>
+            </a:graphic>
+            <wp14:sizeRelV relativeFrom="margin">
+              <wp14:pctHeight>0</wp14:pctHeight>
+            </wp14:sizeRelV>
+          </wp:anchor>
+        </w:drawing>
+      </w:r>
+      <w:r>
+        <w:rPr>
+          <w:rFonts w:ascii="Consolas" w:hAnsi="Consolas"/>
           <w:sz w:val="24"/>
         </w:rPr>
         <w:tab/>
       </w:r>
       <w:r>
         <w:rPr>
-          <w:rFonts w:hint="eastAsia"/>
-          <w:sz w:val="24"/>
-        </w:rPr>
-        <w:t>为什么说它“反直觉”呢？因为正常来说，在解方程时我们普遍都是</w:t>
-      </w:r>
-    </w:p>
-    <w:p>
-      <w:pPr>
+          <w:rFonts w:ascii="Consolas" w:hAnsi="Consolas"/>
+          <w:sz w:val="24"/>
+        </w:rPr>
+        <w:tab/>
+      </w:r>
+      <w:r>
+        <w:rPr>
+          <w:rFonts w:ascii="Consolas" w:hAnsi="Consolas"/>
+          <w:sz w:val="24"/>
+        </w:rPr>
+        <w:t>去畸变后的点</w:t>
+      </w:r>
+      <w:r>
+        <w:rPr>
+          <w:rFonts w:ascii="Consolas" w:hAnsi="Consolas"/>
+          <w:sz w:val="24"/>
+        </w:rPr>
+        <w:t>x’,y’</w:t>
+      </w:r>
+      <w:r>
+        <w:rPr>
+          <w:rFonts w:ascii="Consolas" w:hAnsi="Consolas"/>
+          <w:sz w:val="24"/>
+        </w:rPr>
+        <w:t>我们已经有了，然后根据公式就可以把畸变后的点</w:t>
+      </w:r>
+      <w:r>
+        <w:rPr>
+          <w:rFonts w:ascii="Consolas" w:hAnsi="Consolas"/>
+          <w:sz w:val="24"/>
+        </w:rPr>
+        <w:t>x’’,y’’</w:t>
+      </w:r>
+      <w:r>
+        <w:rPr>
+          <w:rFonts w:ascii="Consolas" w:hAnsi="Consolas"/>
+          <w:sz w:val="24"/>
+        </w:rPr>
+        <w:t>求出来。如图：</w:t>
+      </w:r>
+    </w:p>
+    <w:p>
+      <w:pPr>
+        <w:ind w:firstLine="420"/>
+        <w:rPr>
+          <w:rFonts w:ascii="Consolas" w:hAnsi="Consolas"/>
+          <w:sz w:val="24"/>
+        </w:rPr>
+      </w:pPr>
+      <w:r>
+        <w:rPr>
+          <w:rFonts w:ascii="Consolas" w:hAnsi="Consolas"/>
+          <w:sz w:val="24"/>
+        </w:rPr>
+        <w:tab/>
+      </w:r>
+      <w:r>
+        <w:rPr>
+          <w:rFonts w:ascii="Consolas" w:hAnsi="Consolas"/>
+          <w:sz w:val="24"/>
+        </w:rPr>
+        <w:t>可以明显的发现这里是显式方程。根本不存在解不出来的情况。</w:t>
+      </w:r>
+    </w:p>
+    <w:p>
+      <w:pPr>
+        <w:ind w:firstLine="420"/>
+        <w:rPr>
+          <w:rFonts w:ascii="Consolas" w:hAnsi="Consolas"/>
+          <w:sz w:val="24"/>
+        </w:rPr>
+      </w:pPr>
+      <w:r>
+        <w:rPr>
+          <w:rFonts w:ascii="Consolas" w:hAnsi="Consolas"/>
+          <w:sz w:val="24"/>
+        </w:rPr>
+        <w:t>而且这里的</w:t>
+      </w:r>
+      <w:r>
+        <w:rPr>
+          <w:rFonts w:ascii="Consolas" w:hAnsi="Consolas"/>
+          <w:sz w:val="24"/>
+        </w:rPr>
+        <w:t>r^2=(x’)^2</w:t>
+      </w:r>
+      <w:r>
+        <w:rPr>
+          <w:rFonts w:ascii="Consolas" w:hAnsi="Consolas" w:hint="eastAsia"/>
+          <w:sz w:val="24"/>
+        </w:rPr>
+        <w:t>+</w:t>
+      </w:r>
+      <w:r>
+        <w:rPr>
+          <w:rFonts w:ascii="Consolas" w:hAnsi="Consolas"/>
+          <w:sz w:val="24"/>
+        </w:rPr>
+        <w:t>(y’)^2</w:t>
+      </w:r>
+    </w:p>
+    <w:p>
+      <w:pPr>
+        <w:ind w:firstLine="420"/>
+        <w:rPr>
+          <w:rFonts w:ascii="Consolas" w:hAnsi="Consolas"/>
+          <w:sz w:val="24"/>
+        </w:rPr>
+      </w:pPr>
+      <w:r>
+        <w:rPr>
+          <w:rFonts w:ascii="Consolas" w:hAnsi="Consolas"/>
+          <w:sz w:val="24"/>
+        </w:rPr>
+        <w:t>这里使用的函数是：</w:t>
+      </w:r>
+    </w:p>
+    <w:p>
+      <w:pPr>
+        <w:ind w:firstLine="420"/>
         <w:jc w:val="center"/>
         <w:rPr>
-          <w:rFonts w:hint="eastAsia"/>
+          <w:rFonts w:ascii="Consolas" w:hAnsi="Consolas"/>
           <w:sz w:val="36"/>
           <w:szCs w:val="36"/>
         </w:rPr>
       </w:pPr>
       <w:r>
         <w:rPr>
-          <w:rFonts w:hint="eastAsia"/>
+          <w:rFonts w:ascii="Consolas" w:hAnsi="Consolas"/>
           <w:sz w:val="36"/>
           <w:szCs w:val="36"/>
         </w:rPr>
-        <w:t>未知数这么一坨 = 常量</w:t>
-      </w:r>
-    </w:p>
-    <w:p>
-      <w:pPr>
-        <w:ind w:left="840"/>
-        <w:rPr>
-          <w:rFonts w:hint="eastAsia"/>
-          <w:sz w:val="24"/>
-        </w:rPr>
-      </w:pPr>
-      <w:r>
-        <w:rPr>
-          <w:rFonts w:hint="eastAsia"/>
+        <w:t>initUndistortRectifyMap()</w:t>
+      </w:r>
+    </w:p>
+    <w:p>
+      <w:pPr>
+        <w:ind w:firstLine="420"/>
+        <w:rPr>
+          <w:rFonts w:ascii="Consolas" w:hAnsi="Consolas"/>
+          <w:sz w:val="24"/>
+        </w:rPr>
+      </w:pPr>
+      <w:r>
+        <w:rPr>
+          <w:rFonts w:ascii="Consolas" w:hAnsi="Consolas"/>
+          <w:sz w:val="24"/>
+        </w:rPr>
+        <w:tab/>
+      </w:r>
+      <w:r>
+        <w:rPr>
+          <w:rFonts w:ascii="Consolas" w:hAnsi="Consolas"/>
+          <w:sz w:val="24"/>
+        </w:rPr>
+        <w:t>我们可以直接得到畸变后的点。</w:t>
+      </w:r>
+    </w:p>
+    <w:p>
+      <w:pPr>
+        <w:ind w:firstLine="420"/>
+        <w:rPr>
+          <w:rFonts w:ascii="Consolas" w:hAnsi="Consolas"/>
+          <w:sz w:val="24"/>
+        </w:rPr>
+      </w:pPr>
+      <w:r>
+        <w:rPr>
+          <w:rFonts w:ascii="Consolas" w:hAnsi="Consolas"/>
           <w:sz w:val="24"/>
         </w:rPr>
         <w:lastRenderedPageBreak/>
-        <w:t>这样就能算出未知数的结果</w:t>
-      </w:r>
-      <w:r>
-        <w:rPr>
-          <w:rFonts w:hint="eastAsia"/>
-          <w:sz w:val="24"/>
-        </w:rPr>
-        <w:t>，而且更关键的是我已经知道了除了要求的数以外的全部的量。那凭直觉来说是不是这个未知数绝对能够计算</w:t>
-      </w:r>
-      <w:r>
-        <w:rPr>
-          <w:rFonts w:hint="eastAsia"/>
-          <w:sz w:val="24"/>
-        </w:rPr>
-        <w:t>出来</w:t>
-      </w:r>
-      <w:r>
-        <w:rPr>
-          <w:rFonts w:hint="eastAsia"/>
-          <w:sz w:val="24"/>
-        </w:rPr>
-        <w:t>？</w:t>
-      </w:r>
-    </w:p>
-    <w:p>
-      <w:pPr>
-        <w:ind w:left="840"/>
-        <w:rPr>
-          <w:rFonts w:hint="eastAsia"/>
-          <w:sz w:val="24"/>
-        </w:rPr>
-      </w:pPr>
-      <w:r>
-        <w:rPr>
-          <w:sz w:val="24"/>
-        </w:rPr>
         <w:tab/>
       </w:r>
       <w:r>
         <w:rPr>
-          <w:rFonts w:hint="eastAsia"/>
-          <w:sz w:val="24"/>
-        </w:rPr>
-        <w:t>但放到这里就截然不同了。</w:t>
-      </w:r>
-    </w:p>
-    <w:p>
-      <w:pPr>
-        <w:ind w:left="840"/>
-        <w:rPr>
-          <w:rFonts w:hint="eastAsia"/>
-          <w:sz w:val="24"/>
-        </w:rPr>
-      </w:pPr>
-      <w:r>
-        <w:rPr>
+          <w:rFonts w:ascii="Consolas" w:hAnsi="Consolas"/>
+          <w:sz w:val="24"/>
+        </w:rPr>
+        <w:t>那我上面大费周章说的是什么呢？</w:t>
+      </w:r>
+    </w:p>
+    <w:p>
+      <w:pPr>
+        <w:ind w:firstLine="420"/>
+        <w:jc w:val="center"/>
+        <w:rPr>
+          <w:rFonts w:ascii="Consolas" w:hAnsi="Consolas"/>
+          <w:sz w:val="36"/>
+          <w:szCs w:val="36"/>
+        </w:rPr>
+      </w:pPr>
+      <w:r>
+        <w:rPr>
+          <w:rFonts w:ascii="Consolas" w:hAnsi="Consolas"/>
+          <w:sz w:val="36"/>
+          <w:szCs w:val="36"/>
+        </w:rPr>
+        <w:t>undistortPoints()</w:t>
+      </w:r>
+    </w:p>
+    <w:p>
+      <w:pPr>
+        <w:ind w:firstLine="420"/>
+        <w:rPr>
+          <w:rFonts w:ascii="Consolas" w:hAnsi="Consolas"/>
+          <w:sz w:val="24"/>
+        </w:rPr>
+      </w:pPr>
+      <w:r>
+        <w:rPr>
+          <w:rFonts w:ascii="Consolas" w:hAnsi="Consolas"/>
           <w:sz w:val="24"/>
         </w:rPr>
         <w:tab/>
       </w:r>
       <w:r>
         <w:rPr>
-          <w:rFonts w:hint="eastAsia"/>
-          <w:sz w:val="24"/>
-        </w:rPr>
-        <w:t>因为你要面对的是x</w:t>
-      </w:r>
-      <w:r>
-        <w:rPr>
+          <w:rFonts w:ascii="Consolas" w:hAnsi="Consolas"/>
+          <w:sz w:val="24"/>
+        </w:rPr>
+        <w:t>是这个函数。</w:t>
+      </w:r>
+    </w:p>
+    <w:p>
+      <w:pPr>
+        <w:ind w:left="420" w:firstLine="420"/>
+        <w:rPr>
+          <w:rFonts w:ascii="Consolas" w:hAnsi="Consolas" w:hint="eastAsia"/>
+          <w:sz w:val="24"/>
+        </w:rPr>
+      </w:pPr>
+      <w:r>
+        <w:rPr>
+          <w:rFonts w:ascii="Consolas" w:hAnsi="Consolas"/>
+          <w:sz w:val="24"/>
+        </w:rPr>
+        <w:t>这里</w:t>
+      </w:r>
+      <w:r>
+        <w:rPr>
+          <w:rFonts w:ascii="Consolas" w:hAnsi="Consolas" w:hint="eastAsia"/>
+          <w:sz w:val="24"/>
+        </w:rPr>
+        <w:t>还是</w:t>
+      </w:r>
+      <w:r>
+        <w:rPr>
+          <w:rFonts w:ascii="Consolas" w:hAnsi="Consolas"/>
+          <w:sz w:val="24"/>
+        </w:rPr>
+        <w:t>r^2=(x’)^2</w:t>
+      </w:r>
+      <w:r>
+        <w:rPr>
+          <w:rFonts w:ascii="Consolas" w:hAnsi="Consolas" w:hint="eastAsia"/>
+          <w:sz w:val="24"/>
+        </w:rPr>
+        <w:t>+</w:t>
+      </w:r>
+      <w:r>
+        <w:rPr>
+          <w:rFonts w:ascii="Consolas" w:hAnsi="Consolas"/>
+          <w:sz w:val="24"/>
+        </w:rPr>
+        <w:t>(y’)^2</w:t>
+      </w:r>
+      <w:r>
+        <w:rPr>
+          <w:rFonts w:ascii="Consolas" w:hAnsi="Consolas" w:hint="eastAsia"/>
+          <w:sz w:val="24"/>
+        </w:rPr>
+        <w:t>，但是因为不知道理想点，所以我们需要用</w:t>
+      </w:r>
+      <w:r>
+        <w:rPr>
+          <w:rFonts w:ascii="Consolas" w:hAnsi="Consolas" w:hint="eastAsia"/>
+          <w:sz w:val="24"/>
+        </w:rPr>
+        <w:t>x</w:t>
+      </w:r>
+      <w:r>
+        <w:rPr>
+          <w:rFonts w:ascii="Consolas" w:hAnsi="Consolas"/>
           <w:sz w:val="24"/>
         </w:rPr>
         <w:t>’’</w:t>
       </w:r>
       <w:r>
         <w:rPr>
-          <w:rFonts w:hint="eastAsia"/>
-          <w:sz w:val="24"/>
-        </w:rPr>
-        <w:t>被死死锁在等号右边的平方项，甚至6次项中！</w:t>
-      </w:r>
-      <w:r>
-        <w:rPr>
-          <w:rFonts w:hint="eastAsia"/>
-          <w:sz w:val="24"/>
-        </w:rPr>
-        <w:t>这是无</w:t>
-      </w:r>
-      <w:r>
-        <w:rPr>
-          <w:rFonts w:hint="eastAsia"/>
-          <w:sz w:val="24"/>
-        </w:rPr>
-        <w:t>显式</w:t>
-      </w:r>
-      <w:r>
-        <w:rPr>
-          <w:rFonts w:hint="eastAsia"/>
-          <w:sz w:val="24"/>
-        </w:rPr>
-        <w:t>解的！</w:t>
-      </w:r>
-    </w:p>
-    <w:p>
-      <w:pPr>
-        <w:ind w:left="840"/>
-        <w:rPr>
-          <w:rFonts w:hint="eastAsia"/>
-          <w:sz w:val="24"/>
-        </w:rPr>
-      </w:pPr>
-      <w:r>
-        <w:rPr>
+          <w:rFonts w:ascii="Consolas" w:hAnsi="Consolas" w:hint="eastAsia"/>
+          <w:sz w:val="24"/>
+        </w:rPr>
+        <w:t>,y</w:t>
+      </w:r>
+      <w:r>
+        <w:rPr>
+          <w:rFonts w:ascii="Consolas" w:hAnsi="Consolas"/>
+          <w:sz w:val="24"/>
+        </w:rPr>
+        <w:t>’’</w:t>
+      </w:r>
+      <w:r>
+        <w:rPr>
+          <w:rFonts w:ascii="Consolas" w:hAnsi="Consolas" w:hint="eastAsia"/>
+          <w:sz w:val="24"/>
+        </w:rPr>
+        <w:t>初步代替</w:t>
+      </w:r>
+      <w:r>
+        <w:rPr>
+          <w:rFonts w:ascii="Consolas" w:hAnsi="Consolas" w:hint="eastAsia"/>
+          <w:sz w:val="24"/>
+        </w:rPr>
+        <w:t>x</w:t>
+      </w:r>
+      <w:r>
+        <w:rPr>
+          <w:rFonts w:ascii="Consolas" w:hAnsi="Consolas"/>
+          <w:sz w:val="24"/>
+        </w:rPr>
+        <w:t>’</w:t>
+      </w:r>
+      <w:r>
+        <w:rPr>
+          <w:rFonts w:ascii="Consolas" w:hAnsi="Consolas" w:hint="eastAsia"/>
+          <w:sz w:val="24"/>
+        </w:rPr>
+        <w:t>,y</w:t>
+      </w:r>
+      <w:r>
+        <w:rPr>
+          <w:rFonts w:ascii="Consolas" w:hAnsi="Consolas"/>
+          <w:sz w:val="24"/>
+        </w:rPr>
+        <w:t>’</w:t>
+      </w:r>
+      <w:r>
+        <w:rPr>
+          <w:rFonts w:ascii="Consolas" w:hAnsi="Consolas" w:hint="eastAsia"/>
+          <w:sz w:val="24"/>
+        </w:rPr>
+        <w:t>，然后再把不断迭代的值替换进去。</w:t>
+      </w:r>
+    </w:p>
+    <w:p>
+      <w:pPr>
+        <w:ind w:firstLine="420"/>
+        <w:rPr>
+          <w:rFonts w:ascii="Consolas" w:hAnsi="Consolas"/>
+          <w:sz w:val="24"/>
+        </w:rPr>
+      </w:pPr>
+      <w:r>
+        <w:rPr>
+          <w:rFonts w:ascii="Consolas" w:hAnsi="Consolas"/>
           <w:sz w:val="24"/>
         </w:rPr>
         <w:tab/>
       </w:r>
       <w:r>
         <w:rPr>
-          <w:rFonts w:hint="eastAsia"/>
-          <w:sz w:val="24"/>
-        </w:rPr>
-        <w:t>既然干不成，那就别干了。我猜写这个函数的工程师也是这样想的。既然算不出来，那我就假设它没畸变，令x</w:t>
-      </w:r>
-      <w:r>
-        <w:rPr>
-          <w:sz w:val="24"/>
-        </w:rPr>
-        <w:t>’</w:t>
-      </w:r>
-      <w:r>
-        <w:rPr>
-          <w:rFonts w:hint="eastAsia"/>
-          <w:sz w:val="24"/>
-        </w:rPr>
-        <w:t>=x</w:t>
-      </w:r>
-      <w:r>
-        <w:rPr>
-          <w:sz w:val="24"/>
-        </w:rPr>
-        <w:t>’’</w:t>
-      </w:r>
-      <w:r>
-        <w:rPr>
-          <w:rFonts w:hint="eastAsia"/>
-          <w:sz w:val="24"/>
-        </w:rPr>
-        <w:t>，y</w:t>
-      </w:r>
-      <w:r>
-        <w:rPr>
-          <w:sz w:val="24"/>
-        </w:rPr>
-        <w:t>’</w:t>
-      </w:r>
-      <w:r>
-        <w:rPr>
-          <w:rFonts w:hint="eastAsia"/>
-          <w:sz w:val="24"/>
-        </w:rPr>
-        <w:t>=y</w:t>
-      </w:r>
-      <w:r>
-        <w:rPr>
-          <w:sz w:val="24"/>
-        </w:rPr>
-        <w:t>’’</w:t>
-      </w:r>
-      <w:r>
-        <w:rPr>
-          <w:rFonts w:hint="eastAsia"/>
-          <w:sz w:val="24"/>
-        </w:rPr>
-        <w:t xml:space="preserve">，直接往里代，计算出结果再代入进公式继续求解。不断重复直到这个值收敛到一个值。此时这个值就非常接近标准答案了。就像是e可以被极限    </w:t>
-      </w:r>
-      <w:proofErr w:type="spellStart"/>
-      <w:r>
-        <w:rPr>
-          <w:rFonts w:hint="eastAsia"/>
-          <w:sz w:val="24"/>
-        </w:rPr>
-        <w:t>lim</w:t>
-      </w:r>
-      <w:r>
-        <w:rPr>
-          <w:rFonts w:hint="eastAsia"/>
-          <w:sz w:val="24"/>
-          <w:vertAlign w:val="subscript"/>
-        </w:rPr>
-        <w:t>h</w:t>
-      </w:r>
-      <w:proofErr w:type="spellEnd"/>
-      <w:r>
-        <w:rPr>
-          <w:rFonts w:hint="eastAsia"/>
-          <w:sz w:val="24"/>
-          <w:vertAlign w:val="subscript"/>
-        </w:rPr>
-        <w:t>→∞</w:t>
-      </w:r>
-      <w:proofErr w:type="gramStart"/>
-      <w:r>
-        <w:rPr>
-          <w:rFonts w:hint="eastAsia"/>
-          <w:sz w:val="24"/>
-        </w:rPr>
-        <w:t>(1+1/h)</w:t>
-      </w:r>
-      <w:proofErr w:type="gramEnd"/>
-      <w:r>
-        <w:rPr>
-          <w:rFonts w:hint="eastAsia"/>
-          <w:sz w:val="24"/>
-        </w:rPr>
-        <w:t>^h</w:t>
-      </w:r>
-      <w:r>
-        <w:rPr>
-          <w:rFonts w:hint="eastAsia"/>
-          <w:sz w:val="24"/>
-        </w:rPr>
-        <w:t>得到一样。这个就是迭代法。</w:t>
+          <w:rFonts w:ascii="Consolas" w:hAnsi="Consolas"/>
+          <w:sz w:val="24"/>
+        </w:rPr>
+        <w:t>这个函数才是我上面说的畸变点反推理想点。也是我</w:t>
+      </w:r>
+      <w:r>
+        <w:rPr>
+          <w:rFonts w:ascii="Consolas" w:hAnsi="Consolas" w:hint="eastAsia"/>
+          <w:sz w:val="24"/>
+        </w:rPr>
+        <w:t>卡的最久</w:t>
+      </w:r>
+      <w:r>
+        <w:rPr>
+          <w:rFonts w:ascii="Consolas" w:hAnsi="Consolas"/>
+          <w:sz w:val="24"/>
+        </w:rPr>
+        <w:t>的地方。</w:t>
       </w:r>
     </w:p>
     <w:p>
       <w:pPr>
         <w:ind w:firstLine="420"/>
         <w:rPr>
-          <w:rFonts w:hint="eastAsia"/>
-          <w:sz w:val="24"/>
-        </w:rPr>
-      </w:pPr>
-      <w:r>
-        <w:rPr>
-          <w:rFonts w:hint="eastAsia"/>
+          <w:rFonts w:ascii="Consolas" w:hAnsi="Consolas"/>
+          <w:sz w:val="24"/>
+        </w:rPr>
+      </w:pPr>
+      <w:r>
+        <w:rPr>
+          <w:rFonts w:ascii="Consolas" w:hAnsi="Consolas"/>
+          <w:sz w:val="24"/>
+        </w:rPr>
+        <w:tab/>
+      </w:r>
+      <w:r>
+        <w:rPr>
+          <w:rFonts w:ascii="Consolas" w:hAnsi="Consolas"/>
+          <w:sz w:val="24"/>
+        </w:rPr>
+        <w:t>因为这个里面真正出现了隐式方程导致无法得到显式解。所以需要设定初始值不断迭代，</w:t>
+      </w:r>
+      <w:r>
+        <w:rPr>
+          <w:rFonts w:ascii="Consolas" w:hAnsi="Consolas" w:hint="eastAsia"/>
+          <w:sz w:val="24"/>
+        </w:rPr>
+        <w:t>规定</w:t>
+      </w:r>
+      <w:r>
+        <w:rPr>
+          <w:rFonts w:ascii="Consolas" w:hAnsi="Consolas"/>
+          <w:sz w:val="24"/>
+        </w:rPr>
+        <w:t>迭代</w:t>
+      </w:r>
+      <w:r>
+        <w:rPr>
+          <w:rFonts w:ascii="Consolas" w:hAnsi="Consolas"/>
+          <w:sz w:val="24"/>
+        </w:rPr>
+        <w:t>10</w:t>
+      </w:r>
+      <w:r>
+        <w:rPr>
+          <w:rFonts w:ascii="Consolas" w:hAnsi="Consolas"/>
+          <w:sz w:val="24"/>
+        </w:rPr>
+        <w:t>次后立刻停止。</w:t>
+      </w:r>
+      <w:r>
+        <w:rPr>
+          <w:rFonts w:ascii="Consolas" w:hAnsi="Consolas" w:hint="eastAsia"/>
+          <w:sz w:val="24"/>
+        </w:rPr>
+        <w:t>（原链接中规定了</w:t>
+      </w:r>
+      <w:r>
+        <w:rPr>
+          <w:rFonts w:ascii="Consolas" w:hAnsi="Consolas" w:hint="eastAsia"/>
+          <w:sz w:val="24"/>
+        </w:rPr>
+        <w:t>10</w:t>
+      </w:r>
+      <w:r>
+        <w:rPr>
+          <w:rFonts w:ascii="Consolas" w:hAnsi="Consolas" w:hint="eastAsia"/>
+          <w:sz w:val="24"/>
+        </w:rPr>
+        <w:t>次，实际上得根据畸变情况灵活调整）</w:t>
+      </w:r>
+    </w:p>
+    <w:p>
+      <w:pPr>
+        <w:ind w:firstLine="420"/>
+        <w:rPr>
+          <w:rFonts w:ascii="Consolas" w:hAnsi="Consolas"/>
+          <w:sz w:val="24"/>
+        </w:rPr>
+      </w:pPr>
+      <w:r>
+        <w:rPr>
+          <w:rFonts w:ascii="Consolas" w:hAnsi="Consolas"/>
           <w:sz w:val="24"/>
         </w:rPr>
         <w:t>做个小结。以上就是今天我研究双目视觉的内容。后续有进度的话我还会继续记录的。</w:t>
@@ -2197,16 +3527,30 @@
       <w:pPr>
         <w:ind w:firstLine="420"/>
         <w:rPr>
-          <w:rFonts w:hint="eastAsia"/>
-          <w:sz w:val="24"/>
-        </w:rPr>
-      </w:pPr>
-      <w:r>
-        <w:rPr>
-          <w:rFonts w:hint="eastAsia"/>
-          <w:sz w:val="24"/>
-        </w:rPr>
-        <w:t>阶段2即将开启。</w:t>
+          <w:rFonts w:ascii="Consolas" w:hAnsi="Consolas"/>
+          <w:sz w:val="24"/>
+        </w:rPr>
+      </w:pPr>
+      <w:r>
+        <w:rPr>
+          <w:rFonts w:ascii="Consolas" w:hAnsi="Consolas"/>
+          <w:sz w:val="24"/>
+        </w:rPr>
+        <w:t>阶段</w:t>
+      </w:r>
+      <w:r>
+        <w:rPr>
+          <w:rFonts w:ascii="Consolas" w:hAnsi="Consolas"/>
+          <w:sz w:val="24"/>
+        </w:rPr>
+        <w:t>2</w:t>
+      </w:r>
+      <w:r>
+        <w:rPr>
+          <w:rFonts w:ascii="Consolas" w:hAnsi="Consolas"/>
+          <w:sz w:val="24"/>
+        </w:rPr>
+        <w:t>即将开启。</w:t>
       </w:r>
     </w:p>
     <w:sectPr>
@@ -2217,6 +3561,52 @@
     </w:sectPr>
   </w:body>
 </w:document>
+</file>
+
+<file path=word/comments.xml><?xml version="1.0" encoding="utf-8"?>
+<w:comments xmlns:wpc="http://schemas.microsoft.com/office/word/2010/wordprocessingCanvas" xmlns:cx="http://schemas.microsoft.com/office/drawing/2014/chartex" xmlns:cx1="http://schemas.microsoft.com/office/drawing/2015/9/8/chartex" xmlns:cx2="http://schemas.microsoft.com/office/drawing/2015/10/21/chartex" xmlns:cx3="http://schemas.microsoft.com/office/drawing/2016/5/9/chartex" xmlns:cx4="http://schemas.microsoft.com/office/drawing/2016/5/10/chartex" xmlns:cx5="http://schemas.microsoft.com/office/drawing/2016/5/11/chartex" xmlns:cx6="http://schemas.microsoft.com/office/drawing/2016/5/12/chartex" xmlns:cx7="http://schemas.microsoft.com/office/drawing/2016/5/13/chartex" xmlns:cx8="http://schemas.microsoft.com/office/drawing/2016/5/14/chartex" xmlns:mc="http://schemas.openxmlformats.org/markup-compatibility/2006" xmlns:aink="http://schemas.microsoft.com/office/drawing/2016/ink" xmlns:am3d="http://schemas.microsoft.com/office/drawing/2017/model3d" xmlns:o="urn:schemas-microsoft-com:office:office" xmlns:oel="http://schemas.microsoft.com/office/2019/extlst" xmlns:r="http://schemas.openxmlformats.org/officeDocument/2006/relationships" xmlns:m="http://schemas.openxmlformats.org/officeDocument/2006/math" xmlns:v="urn:schemas-microsoft-com:vml" xmlns:wp14="http://schemas.microsoft.com/office/word/2010/wordprocessingDrawing" xmlns:wp="http://schemas.openxmlformats.org/drawingml/2006/wordprocessingDrawing" xmlns:w10="urn:schemas-microsoft-com:office:word" xmlns:w="http://schemas.openxmlformats.org/wordprocessingml/2006/main" xmlns:w14="http://schemas.microsoft.com/office/word/2010/wordml" xmlns:w15="http://schemas.microsoft.com/office/word/2012/wordml" xmlns:w16cex="http://schemas.microsoft.com/office/word/2018/wordml/cex" xmlns:w16cid="http://schemas.microsoft.com/office/word/2016/wordml/cid" xmlns:w16="http://schemas.microsoft.com/office/word/2018/wordml" xmlns:w16du="http://schemas.microsoft.com/office/word/2023/wordml/word16du" xmlns:w16sdtdh="http://schemas.microsoft.com/office/word/2020/wordml/sdtdatahash" xmlns:w16sdtfl="http://schemas.microsoft.com/office/word/2024/wordml/sdtformatlock" xmlns:w16se="http://schemas.microsoft.com/office/word/2015/wordml/symex" xmlns:wpg="http://schemas.microsoft.com/office/word/2010/wordprocessingGroup" xmlns:wpi="http://schemas.microsoft.com/office/word/2010/wordprocessingInk" xmlns:wne="http://schemas.microsoft.com/office/word/2006/wordml" xmlns:wps="http://schemas.microsoft.com/office/word/2010/wordprocessingShape" mc:Ignorable="w14 w15 w16se w16cid w16 w16cex w16sdtdh w16sdtfl w16du wp14">
+  <w:comment w:id="0" w:author="智贤 张" w:date="2026-10-10T12:39:00Z" w:initials="智张">
+    <w:p>
+      <w:pPr>
+        <w:pStyle w:val="af4"/>
+        <w:rPr>
+          <w:rFonts w:hint="eastAsia"/>
+        </w:rPr>
+      </w:pPr>
+      <w:r>
+        <w:rPr>
+          <w:rStyle w:val="af3"/>
+          <w:rFonts w:hint="eastAsia"/>
+        </w:rPr>
+        <w:annotationRef/>
+      </w:r>
+      <w:r>
+        <w:rPr>
+          <w:rFonts w:hint="eastAsia"/>
+        </w:rPr>
+        <w:t>映射负责取色</w:t>
+      </w:r>
+    </w:p>
+  </w:comment>
+</w:comments>
+</file>
+
+<file path=word/commentsExtended.xml><?xml version="1.0" encoding="utf-8"?>
+<w15:commentsEx xmlns:wpc="http://schemas.microsoft.com/office/word/2010/wordprocessingCanvas" xmlns:cx="http://schemas.microsoft.com/office/drawing/2014/chartex" xmlns:cx1="http://schemas.microsoft.com/office/drawing/2015/9/8/chartex" xmlns:cx2="http://schemas.microsoft.com/office/drawing/2015/10/21/chartex" xmlns:cx3="http://schemas.microsoft.com/office/drawing/2016/5/9/chartex" xmlns:cx4="http://schemas.microsoft.com/office/drawing/2016/5/10/chartex" xmlns:cx5="http://schemas.microsoft.com/office/drawing/2016/5/11/chartex" xmlns:cx6="http://schemas.microsoft.com/office/drawing/2016/5/12/chartex" xmlns:cx7="http://schemas.microsoft.com/office/drawing/2016/5/13/chartex" xmlns:cx8="http://schemas.microsoft.com/office/drawing/2016/5/14/chartex" xmlns:mc="http://schemas.openxmlformats.org/markup-compatibility/2006" xmlns:aink="http://schemas.microsoft.com/office/drawing/2016/ink" xmlns:am3d="http://schemas.microsoft.com/office/drawing/2017/model3d" xmlns:o="urn:schemas-microsoft-com:office:office" xmlns:oel="http://schemas.microsoft.com/office/2019/extlst" xmlns:r="http://schemas.openxmlformats.org/officeDocument/2006/relationships" xmlns:m="http://schemas.openxmlformats.org/officeDocument/2006/math" xmlns:v="urn:schemas-microsoft-com:vml" xmlns:wp14="http://schemas.microsoft.com/office/word/2010/wordprocessingDrawing" xmlns:wp="http://schemas.openxmlformats.org/drawingml/2006/wordprocessingDrawing" xmlns:w10="urn:schemas-microsoft-com:office:word" xmlns:w="http://schemas.openxmlformats.org/wordprocessingml/2006/main" xmlns:w14="http://schemas.microsoft.com/office/word/2010/wordml" xmlns:w15="http://schemas.microsoft.com/office/word/2012/wordml" xmlns:w16cex="http://schemas.microsoft.com/office/word/2018/wordml/cex" xmlns:w16cid="http://schemas.microsoft.com/office/word/2016/wordml/cid" xmlns:w16="http://schemas.microsoft.com/office/word/2018/wordml" xmlns:w16du="http://schemas.microsoft.com/office/word/2023/wordml/word16du" xmlns:w16sdtdh="http://schemas.microsoft.com/office/word/2020/wordml/sdtdatahash" xmlns:w16sdtfl="http://schemas.microsoft.com/office/word/2024/wordml/sdtformatlock" xmlns:w16se="http://schemas.microsoft.com/office/word/2015/wordml/symex" xmlns:wpg="http://schemas.microsoft.com/office/word/2010/wordprocessingGroup" xmlns:wpi="http://schemas.microsoft.com/office/word/2010/wordprocessingInk" xmlns:wne="http://schemas.microsoft.com/office/word/2006/wordml" xmlns:wps="http://schemas.microsoft.com/office/word/2010/wordprocessingShape" mc:Ignorable="w14 w15 w16se w16cid w16 w16cex w16sdtdh w16sdtfl w16du wp14">
+  <w15:commentEx w15:paraId="35C71454" w15:done="1"/>
+</w15:commentsEx>
+</file>
+
+<file path=word/commentsExtensible.xml><?xml version="1.0" encoding="utf-8"?>
+<w16cex:commentsExtensible xmlns:wpc="http://schemas.microsoft.com/office/word/2010/wordprocessingCanvas" xmlns:cx="http://schemas.microsoft.com/office/drawing/2014/chartex" xmlns:cx1="http://schemas.microsoft.com/office/drawing/2015/9/8/chartex" xmlns:cx2="http://schemas.microsoft.com/office/drawing/2015/10/21/chartex" xmlns:cx3="http://schemas.microsoft.com/office/drawing/2016/5/9/chartex" xmlns:cx4="http://schemas.microsoft.com/office/drawing/2016/5/10/chartex" xmlns:cx5="http://schemas.microsoft.com/office/drawing/2016/5/11/chartex" xmlns:cx6="http://schemas.microsoft.com/office/drawing/2016/5/12/chartex" xmlns:cx7="http://schemas.microsoft.com/office/drawing/2016/5/13/chartex" xmlns:cx8="http://schemas.microsoft.com/office/drawing/2016/5/14/chartex" xmlns:cr="http://schemas.microsoft.com/office/comments/2020/reactions" xmlns:mc="http://schemas.openxmlformats.org/markup-compatibility/2006" xmlns:aink="http://schemas.microsoft.com/office/drawing/2016/ink" xmlns:am3d="http://schemas.microsoft.com/office/drawing/2017/model3d" xmlns:o="urn:schemas-microsoft-com:office:office" xmlns:oel="http://schemas.microsoft.com/office/2019/extlst" xmlns:r="http://schemas.openxmlformats.org/officeDocument/2006/relationships" xmlns:m="http://schemas.openxmlformats.org/officeDocument/2006/math" xmlns:v="urn:schemas-microsoft-com:vml" xmlns:wp14="http://schemas.microsoft.com/office/word/2010/wordprocessingDrawing" xmlns:wp="http://schemas.openxmlformats.org/drawingml/2006/wordprocessingDrawing" xmlns:w10="urn:schemas-microsoft-com:office:word" xmlns:w="http://schemas.openxmlformats.org/wordprocessingml/2006/main" xmlns:w14="http://schemas.microsoft.com/office/word/2010/wordml" xmlns:w15="http://schemas.microsoft.com/office/word/2012/wordml" xmlns:w16cex="http://schemas.microsoft.com/office/word/2018/wordml/cex" xmlns:w16cid="http://schemas.microsoft.com/office/word/2016/wordml/cid" xmlns:w16="http://schemas.microsoft.com/office/word/2018/wordml" xmlns:w16du="http://schemas.microsoft.com/office/word/2023/wordml/word16du" xmlns:w16sdtdh="http://schemas.microsoft.com/office/word/2020/wordml/sdtdatahash" xmlns:w16sdtfl="http://schemas.microsoft.com/office/word/2024/wordml/sdtformatlock" xmlns:w16se="http://schemas.microsoft.com/office/word/2015/wordml/symex" xmlns:wpg="http://schemas.microsoft.com/office/word/2010/wordprocessingGroup" xmlns:wpi="http://schemas.microsoft.com/office/word/2010/wordprocessingInk" xmlns:wne="http://schemas.microsoft.com/office/word/2006/wordml" xmlns:wps="http://schemas.microsoft.com/office/word/2010/wordprocessingShape" mc:Ignorable="w14 w15 w16se w16cid w16 w16cex w16sdtdh w16sdtfl cr w16du wp14">
+  <w16cex:commentExtensible w16cex:durableId="6C9A8383" w16cex:dateUtc="2026-10-10T04:39:00Z"/>
+</w16cex:commentsExtensible>
+</file>
+
+<file path=word/commentsIds.xml><?xml version="1.0" encoding="utf-8"?>
+<w16cid:commentsIds xmlns:wpc="http://schemas.microsoft.com/office/word/2010/wordprocessingCanvas" xmlns:cx="http://schemas.microsoft.com/office/drawing/2014/chartex" xmlns:cx1="http://schemas.microsoft.com/office/drawing/2015/9/8/chartex" xmlns:cx2="http://schemas.microsoft.com/office/drawing/2015/10/21/chartex" xmlns:cx3="http://schemas.microsoft.com/office/drawing/2016/5/9/chartex" xmlns:cx4="http://schemas.microsoft.com/office/drawing/2016/5/10/chartex" xmlns:cx5="http://schemas.microsoft.com/office/drawing/2016/5/11/chartex" xmlns:cx6="http://schemas.microsoft.com/office/drawing/2016/5/12/chartex" xmlns:cx7="http://schemas.microsoft.com/office/drawing/2016/5/13/chartex" xmlns:cx8="http://schemas.microsoft.com/office/drawing/2016/5/14/chartex" xmlns:mc="http://schemas.openxmlformats.org/markup-compatibility/2006" xmlns:aink="http://schemas.microsoft.com/office/drawing/2016/ink" xmlns:am3d="http://schemas.microsoft.com/office/drawing/2017/model3d" xmlns:o="urn:schemas-microsoft-com:office:office" xmlns:oel="http://schemas.microsoft.com/office/2019/extlst" xmlns:r="http://schemas.openxmlformats.org/officeDocument/2006/relationships" xmlns:m="http://schemas.openxmlformats.org/officeDocument/2006/math" xmlns:v="urn:schemas-microsoft-com:vml" xmlns:wp14="http://schemas.microsoft.com/office/word/2010/wordprocessingDrawing" xmlns:wp="http://schemas.openxmlformats.org/drawingml/2006/wordprocessingDrawing" xmlns:w10="urn:schemas-microsoft-com:office:word" xmlns:w="http://schemas.openxmlformats.org/wordprocessingml/2006/main" xmlns:w14="http://schemas.microsoft.com/office/word/2010/wordml" xmlns:w15="http://schemas.microsoft.com/office/word/2012/wordml" xmlns:w16cex="http://schemas.microsoft.com/office/word/2018/wordml/cex" xmlns:w16cid="http://schemas.microsoft.com/office/word/2016/wordml/cid" xmlns:w16="http://schemas.microsoft.com/office/word/2018/wordml" xmlns:w16du="http://schemas.microsoft.com/office/word/2023/wordml/word16du" xmlns:w16sdtdh="http://schemas.microsoft.com/office/word/2020/wordml/sdtdatahash" xmlns:w16sdtfl="http://schemas.microsoft.com/office/word/2024/wordml/sdtformatlock" xmlns:w16se="http://schemas.microsoft.com/office/word/2015/wordml/symex" xmlns:wpg="http://schemas.microsoft.com/office/word/2010/wordprocessingGroup" xmlns:wpi="http://schemas.microsoft.com/office/word/2010/wordprocessingInk" xmlns:wne="http://schemas.microsoft.com/office/word/2006/wordml" xmlns:wps="http://schemas.microsoft.com/office/word/2010/wordprocessingShape" mc:Ignorable="w14 w15 w16se w16cid w16 w16cex w16sdtdh w16sdtfl w16du wp14">
+  <w16cid:commentId w16cid:paraId="35C71454" w16cid:durableId="6C9A8383"/>
+</w16cid:commentsIds>
 </file>
 
 <file path=word/numbering.xml><?xml version="1.0" encoding="utf-8"?>
@@ -2700,6 +4090,14 @@
     <w:abstractNumId w:val="4"/>
   </w:num>
 </w:numbering>
+</file>
+
+<file path=word/people.xml><?xml version="1.0" encoding="utf-8"?>
+<w15:people xmlns:wpc="http://schemas.microsoft.com/office/word/2010/wordprocessingCanvas" xmlns:cx="http://schemas.microsoft.com/office/drawing/2014/chartex" xmlns:cx1="http://schemas.microsoft.com/office/drawing/2015/9/8/chartex" xmlns:cx2="http://schemas.microsoft.com/office/drawing/2015/10/21/chartex" xmlns:cx3="http://schemas.microsoft.com/office/drawing/2016/5/9/chartex" xmlns:cx4="http://schemas.microsoft.com/office/drawing/2016/5/10/chartex" xmlns:cx5="http://schemas.microsoft.com/office/drawing/2016/5/11/chartex" xmlns:cx6="http://schemas.microsoft.com/office/drawing/2016/5/12/chartex" xmlns:cx7="http://schemas.microsoft.com/office/drawing/2016/5/13/chartex" xmlns:cx8="http://schemas.microsoft.com/office/drawing/2016/5/14/chartex" xmlns:mc="http://schemas.openxmlformats.org/markup-compatibility/2006" xmlns:aink="http://schemas.microsoft.com/office/drawing/2016/ink" xmlns:am3d="http://schemas.microsoft.com/office/drawing/2017/model3d" xmlns:o="urn:schemas-microsoft-com:office:office" xmlns:oel="http://schemas.microsoft.com/office/2019/extlst" xmlns:r="http://schemas.openxmlformats.org/officeDocument/2006/relationships" xmlns:m="http://schemas.openxmlformats.org/officeDocument/2006/math" xmlns:v="urn:schemas-microsoft-com:vml" xmlns:wp14="http://schemas.microsoft.com/office/word/2010/wordprocessingDrawing" xmlns:wp="http://schemas.openxmlformats.org/drawingml/2006/wordprocessingDrawing" xmlns:w10="urn:schemas-microsoft-com:office:word" xmlns:w="http://schemas.openxmlformats.org/wordprocessingml/2006/main" xmlns:w14="http://schemas.microsoft.com/office/word/2010/wordml" xmlns:w15="http://schemas.microsoft.com/office/word/2012/wordml" xmlns:w16cex="http://schemas.microsoft.com/office/word/2018/wordml/cex" xmlns:w16cid="http://schemas.microsoft.com/office/word/2016/wordml/cid" xmlns:w16="http://schemas.microsoft.com/office/word/2018/wordml" xmlns:w16du="http://schemas.microsoft.com/office/word/2023/wordml/word16du" xmlns:w16sdtdh="http://schemas.microsoft.com/office/word/2020/wordml/sdtdatahash" xmlns:w16sdtfl="http://schemas.microsoft.com/office/word/2024/wordml/sdtformatlock" xmlns:w16se="http://schemas.microsoft.com/office/word/2015/wordml/symex" xmlns:wpg="http://schemas.microsoft.com/office/word/2010/wordprocessingGroup" xmlns:wpi="http://schemas.microsoft.com/office/word/2010/wordprocessingInk" xmlns:wne="http://schemas.microsoft.com/office/word/2006/wordml" xmlns:wps="http://schemas.microsoft.com/office/word/2010/wordprocessingShape" mc:Ignorable="w14 w15 w16se w16cid w16 w16cex w16sdtdh w16sdtfl w16du wp14">
+  <w15:person w15:author="智贤 张">
+    <w15:presenceInfo w15:providerId="Windows Live" w15:userId="8d1ef106da0388ff"/>
+  </w15:person>
+</w15:people>
 </file>
 
 <file path=word/styles.xml><?xml version="1.0" encoding="utf-8"?>
@@ -3309,6 +4707,7 @@
   <w:style w:type="character" w:default="1" w:styleId="a0">
     <w:name w:val="Default Paragraph Font"/>
     <w:uiPriority w:val="1"/>
+    <w:semiHidden/>
     <w:unhideWhenUsed/>
   </w:style>
   <w:style w:type="table" w:default="1" w:styleId="a1">
@@ -3646,6 +5045,94 @@
     <w:semiHidden/>
     <w:rsid w:val="00E6097A"/>
   </w:style>
+  <w:style w:type="character" w:styleId="af0">
+    <w:name w:val="Hyperlink"/>
+    <w:basedOn w:val="a0"/>
+    <w:uiPriority w:val="99"/>
+    <w:unhideWhenUsed/>
+    <w:rsid w:val="000A7663"/>
+    <w:rPr>
+      <w:color w:val="467886" w:themeColor="hyperlink"/>
+      <w:u w:val="single"/>
+    </w:rPr>
+  </w:style>
+  <w:style w:type="character" w:styleId="af1">
+    <w:name w:val="Unresolved Mention"/>
+    <w:basedOn w:val="a0"/>
+    <w:uiPriority w:val="99"/>
+    <w:semiHidden/>
+    <w:unhideWhenUsed/>
+    <w:rsid w:val="000A7663"/>
+    <w:rPr>
+      <w:color w:val="605E5C"/>
+      <w:shd w:val="clear" w:color="auto" w:fill="E1DFDD"/>
+    </w:rPr>
+  </w:style>
+  <w:style w:type="character" w:styleId="af2">
+    <w:name w:val="FollowedHyperlink"/>
+    <w:basedOn w:val="a0"/>
+    <w:uiPriority w:val="99"/>
+    <w:semiHidden/>
+    <w:unhideWhenUsed/>
+    <w:rsid w:val="000A7663"/>
+    <w:rPr>
+      <w:color w:val="96607D" w:themeColor="followedHyperlink"/>
+      <w:u w:val="single"/>
+    </w:rPr>
+  </w:style>
+  <w:style w:type="character" w:styleId="af3">
+    <w:name w:val="annotation reference"/>
+    <w:basedOn w:val="a0"/>
+    <w:uiPriority w:val="99"/>
+    <w:semiHidden/>
+    <w:unhideWhenUsed/>
+    <w:rsid w:val="00564611"/>
+    <w:rPr>
+      <w:sz w:val="21"/>
+      <w:szCs w:val="21"/>
+    </w:rPr>
+  </w:style>
+  <w:style w:type="paragraph" w:styleId="af4">
+    <w:name w:val="annotation text"/>
+    <w:basedOn w:val="a"/>
+    <w:link w:val="af5"/>
+    <w:uiPriority w:val="99"/>
+    <w:unhideWhenUsed/>
+    <w:rsid w:val="00564611"/>
+  </w:style>
+  <w:style w:type="character" w:customStyle="1" w:styleId="af5">
+    <w:name w:val="批注文字 字符"/>
+    <w:basedOn w:val="a0"/>
+    <w:link w:val="af4"/>
+    <w:uiPriority w:val="99"/>
+    <w:rsid w:val="00564611"/>
+  </w:style>
+  <w:style w:type="paragraph" w:styleId="af6">
+    <w:name w:val="annotation subject"/>
+    <w:basedOn w:val="af4"/>
+    <w:next w:val="af4"/>
+    <w:link w:val="af7"/>
+    <w:uiPriority w:val="99"/>
+    <w:semiHidden/>
+    <w:unhideWhenUsed/>
+    <w:rsid w:val="00564611"/>
+    <w:rPr>
+      <w:b/>
+      <w:bCs/>
+    </w:rPr>
+  </w:style>
+  <w:style w:type="character" w:customStyle="1" w:styleId="af7">
+    <w:name w:val="批注主题 字符"/>
+    <w:basedOn w:val="af5"/>
+    <w:link w:val="af6"/>
+    <w:uiPriority w:val="99"/>
+    <w:semiHidden/>
+    <w:rsid w:val="00564611"/>
+    <w:rPr>
+      <w:b/>
+      <w:bCs/>
+    </w:rPr>
+  </w:style>
 </w:styles>
 </file>
 
